--- a/smashtroid_report.docx
+++ b/smashtroid_report.docx
@@ -1,6 +1,6 @@
 
 <file path=word/document.xml><?xml version="1.0" encoding="utf-8"?>
-<w:document xmlns:wpc="http://schemas.microsoft.com/office/word/2010/wordprocessingCanvas" xmlns:cx="http://schemas.microsoft.com/office/drawing/2014/chartex" xmlns:cx1="http://schemas.microsoft.com/office/drawing/2015/9/8/chartex" xmlns:cx2="http://schemas.microsoft.com/office/drawing/2015/10/21/chartex" xmlns:cx3="http://schemas.microsoft.com/office/drawing/2016/5/9/chartex" xmlns:cx4="http://schemas.microsoft.com/office/drawing/2016/5/10/chartex" xmlns:cx5="http://schemas.microsoft.com/office/drawing/2016/5/11/chartex" xmlns:cx6="http://schemas.microsoft.com/office/drawing/2016/5/12/chartex" xmlns:cx7="http://schemas.microsoft.com/office/drawing/2016/5/13/chartex" xmlns:cx8="http://schemas.microsoft.com/office/drawing/2016/5/14/chartex" xmlns:mc="http://schemas.openxmlformats.org/markup-compatibility/2006" xmlns:aink="http://schemas.microsoft.com/office/drawing/2016/ink" xmlns:am3d="http://schemas.microsoft.com/office/drawing/2017/model3d" xmlns:o="urn:schemas-microsoft-com:office:office" xmlns:oel="http://schemas.microsoft.com/office/2019/extlst" xmlns:r="http://schemas.openxmlformats.org/officeDocument/2006/relationships" xmlns:m="http://schemas.openxmlformats.org/officeDocument/2006/math" xmlns:v="urn:schemas-microsoft-com:vml" xmlns:wp14="http://schemas.microsoft.com/office/word/2010/wordprocessingDrawing" xmlns:wp="http://schemas.openxmlformats.org/drawingml/2006/wordprocessingDrawing" xmlns:w10="urn:schemas-microsoft-com:office:word" xmlns:w="http://schemas.openxmlformats.org/wordprocessingml/2006/main" xmlns:w14="http://schemas.microsoft.com/office/word/2010/wordml" xmlns:w15="http://schemas.microsoft.com/office/word/2012/wordml" xmlns:w16cex="http://schemas.microsoft.com/office/word/2018/wordml/cex" xmlns:w16cid="http://schemas.microsoft.com/office/word/2016/wordml/cid" xmlns:w16="http://schemas.microsoft.com/office/word/2018/wordml" xmlns:w16du="http://schemas.microsoft.com/office/word/2023/wordml/word16du" xmlns:w16sdtdh="http://schemas.microsoft.com/office/word/2020/wordml/sdtdatahash" xmlns:w16sdtfl="http://schemas.microsoft.com/office/word/2024/wordml/sdtformatlock" xmlns:w16se="http://schemas.microsoft.com/office/word/2015/wordml/symex" xmlns:wpg="http://schemas.microsoft.com/office/word/2010/wordprocessingGroup" xmlns:wpi="http://schemas.microsoft.com/office/word/2010/wordprocessingInk" xmlns:wne="http://schemas.microsoft.com/office/word/2006/wordml" xmlns:wps="http://schemas.microsoft.com/office/word/2010/wordprocessingShape" mc:Ignorable="w14 w15 w16se w16cid w16 w16cex w16sdtdh w16sdtfl w16du wp14">
+<w:document xmlns:wpc="http://schemas.microsoft.com/office/word/2010/wordprocessingCanvas" xmlns:cx="http://schemas.microsoft.com/office/drawing/2014/chartex" xmlns:cx1="http://schemas.microsoft.com/office/drawing/2015/9/8/chartex" xmlns:cx2="http://schemas.microsoft.com/office/drawing/2015/10/21/chartex" xmlns:cx3="http://schemas.microsoft.com/office/drawing/2016/5/9/chartex" xmlns:cx4="http://schemas.microsoft.com/office/drawing/2016/5/10/chartex" xmlns:cx5="http://schemas.microsoft.com/office/drawing/2016/5/11/chartex" xmlns:cx6="http://schemas.microsoft.com/office/drawing/2016/5/12/chartex" xmlns:cx7="http://schemas.microsoft.com/office/drawing/2016/5/13/chartex" xmlns:cx8="http://schemas.microsoft.com/office/drawing/2016/5/14/chartex" xmlns:mc="http://schemas.openxmlformats.org/markup-compatibility/2006" xmlns:aink="http://schemas.microsoft.com/office/drawing/2016/ink" xmlns:am3d="http://schemas.microsoft.com/office/drawing/2017/model3d" xmlns:o="urn:schemas-microsoft-com:office:office" xmlns:oel="http://schemas.microsoft.com/office/2019/extlst" xmlns:r="http://schemas.openxmlformats.org/officeDocument/2006/relationships" xmlns:m="http://schemas.openxmlformats.org/officeDocument/2006/math" xmlns:v="urn:schemas-microsoft-com:vml" xmlns:wp14="http://schemas.microsoft.com/office/word/2010/wordprocessingDrawing" xmlns:wp="http://schemas.openxmlformats.org/drawingml/2006/wordprocessingDrawing" xmlns:w10="urn:schemas-microsoft-com:office:word" xmlns:w="http://schemas.openxmlformats.org/wordprocessingml/2006/main" xmlns:w14="http://schemas.microsoft.com/office/word/2010/wordml" xmlns:w15="http://schemas.microsoft.com/office/word/2012/wordml" xmlns:w16cex="http://schemas.microsoft.com/office/word/2018/wordml/cex" xmlns:w16cid="http://schemas.microsoft.com/office/word/2016/wordml/cid" xmlns:w16="http://schemas.microsoft.com/office/word/2018/wordml" xmlns:w16du="http://schemas.microsoft.com/office/word/2023/wordml/word16du" xmlns:w16sdtdh="http://schemas.microsoft.com/office/word/2020/wordml/sdtdatahash" xmlns:w16sdtfl="http://schemas.microsoft.com/office/word/2024/wordml/sdtformatlock" xmlns:w16se="http://schemas.microsoft.com/office/word/2015/wordml/symex" xmlns:wpg="http://schemas.microsoft.com/office/word/2010/wordprocessingGroup" xmlns:wpi="http://schemas.microsoft.com/office/word/2010/wordprocessingInk" xmlns:wne="http://schemas.microsoft.com/office/word/2006/wordml" xmlns:wps="http://schemas.microsoft.com/office/word/2010/wordprocessingShape" xmlns:a="http://schemas.openxmlformats.org/drawingml/2006/main" xmlns:pic="http://schemas.openxmlformats.org/drawingml/2006/picture" xmlns:a14="http://schemas.microsoft.com/office/drawing/2010/main" mc:Ignorable="w14 w15 w16se w16cid w16 w16cex w16sdtdh w16sdtfl w16du wp14">
   <w:body>
     <w:p>
       <w:pPr>
@@ -342,7 +342,6 @@
           <w:b/>
           <w:bCs/>
         </w:rPr>
-        <w:lastRenderedPageBreak/>
         <w:t>Table of Contents</w:t>
       </w:r>
     </w:p>
@@ -629,6 +628,8 @@
       </w:r>
       <w:r>
         <w:tab/>
+      </w:r>
+      <w:r>
         <w:t xml:space="preserve"> </w:t>
       </w:r>
       <w:r>
@@ -684,6 +685,8 @@
       </w:r>
       <w:r>
         <w:tab/>
+      </w:r>
+      <w:r>
         <w:t xml:space="preserve"> </w:t>
       </w:r>
       <w:r>
@@ -1019,6 +1022,8 @@
       </w:r>
       <w:r>
         <w:tab/>
+      </w:r>
+      <w:r>
         <w:t xml:space="preserve">              </w:t>
       </w:r>
       <w:r>
@@ -1137,6 +1142,8 @@
       </w:r>
       <w:r>
         <w:tab/>
+      </w:r>
+      <w:r>
         <w:t xml:space="preserve">             </w:t>
       </w:r>
       <w:r>
@@ -1286,7 +1293,6 @@
           <w:sz w:val="36"/>
           <w:szCs w:val="36"/>
         </w:rPr>
-        <w:lastRenderedPageBreak/>
         <w:t>1. Acknowledgment</w:t>
       </w:r>
     </w:p>
@@ -1440,20 +1446,29 @@
     <w:p>
       <w:pPr>
         <w:rPr>
-          <w:b/>
-          <w:bCs/>
-          <w:sz w:val="32"/>
-          <w:szCs w:val="32"/>
-        </w:rPr>
-      </w:pPr>
-      <w:r>
-        <w:rPr>
-          <w:b/>
-          <w:bCs/>
-          <w:sz w:val="32"/>
-          <w:szCs w:val="32"/>
-        </w:rPr>
-        <w:lastRenderedPageBreak/>
+          <w:b w:val="1"/>
+          <w:bCs w:val="1"/>
+          <w:sz w:val="32"/>
+          <w:szCs w:val="32"/>
+        </w:rPr>
+      </w:pPr>
+    </w:p>
+    <w:p>
+      <w:pPr>
+        <w:rPr>
+          <w:b/>
+          <w:bCs/>
+          <w:sz w:val="32"/>
+          <w:szCs w:val="32"/>
+        </w:rPr>
+      </w:pPr>
+      <w:r>
+        <w:rPr>
+          <w:b/>
+          <w:bCs/>
+          <w:sz w:val="32"/>
+          <w:szCs w:val="32"/>
+        </w:rPr>
         <w:t>3. Introduction</w:t>
       </w:r>
     </w:p>
@@ -1736,7 +1751,6 @@
           <w:sz w:val="32"/>
           <w:szCs w:val="32"/>
         </w:rPr>
-        <w:lastRenderedPageBreak/>
         <w:t>4</w:t>
       </w:r>
       <w:r>
@@ -2055,7 +2069,6 @@
           <w:sz w:val="32"/>
           <w:szCs w:val="32"/>
         </w:rPr>
-        <w:lastRenderedPageBreak/>
         <w:t>5</w:t>
       </w:r>
       <w:r>
@@ -2200,95 +2213,91 @@
     </w:p>
     <w:p>
       <w:r>
+        <w:rPr/>
         <w:t xml:space="preserve">The provided code will not compile natively on MinGW or MSVC because </w:t>
       </w:r>
-      <w:proofErr w:type="spellStart"/>
-      <w:r>
+      <w:r>
+        <w:rPr/>
         <w:t>termios.h</w:t>
       </w:r>
-      <w:proofErr w:type="spellEnd"/>
-      <w:r>
-        <w:t xml:space="preserve"> is not a standard Windows library. To make this report 10-15 pages, you could include a section on </w:t>
-      </w:r>
-      <w:r>
-        <w:rPr>
-          <w:b/>
-          <w:bCs/>
-        </w:rPr>
-        <w:t>Cross-Platform Portability</w:t>
-      </w:r>
-      <w:r>
-        <w:t>, explaining how Windows developers would need to use &lt;</w:t>
-      </w:r>
-      <w:proofErr w:type="spellStart"/>
-      <w:r>
-        <w:t>conio.h</w:t>
-      </w:r>
-      <w:proofErr w:type="spellEnd"/>
-      <w:r>
-        <w:t>&gt; functions like _</w:t>
-      </w:r>
-      <w:proofErr w:type="spellStart"/>
-      <w:proofErr w:type="gramStart"/>
-      <w:r>
-        <w:t>kbhit</w:t>
-      </w:r>
-      <w:proofErr w:type="spellEnd"/>
-      <w:r>
-        <w:t>(</w:t>
-      </w:r>
-      <w:proofErr w:type="gramEnd"/>
-      <w:r>
-        <w:t>) and _</w:t>
-      </w:r>
-      <w:proofErr w:type="spellStart"/>
-      <w:proofErr w:type="gramStart"/>
-      <w:r>
-        <w:t>getch</w:t>
-      </w:r>
-      <w:proofErr w:type="spellEnd"/>
-      <w:r>
-        <w:t>(</w:t>
-      </w:r>
-      <w:proofErr w:type="gramEnd"/>
-      <w:r>
-        <w:t xml:space="preserve">) instead of the manual terminal attributes used in your </w:t>
-      </w:r>
-      <w:proofErr w:type="spellStart"/>
-      <w:proofErr w:type="gramStart"/>
-      <w:r>
-        <w:t>kbhit</w:t>
-      </w:r>
-      <w:proofErr w:type="spellEnd"/>
-      <w:r>
-        <w:t>(</w:t>
-      </w:r>
-      <w:proofErr w:type="gramEnd"/>
-      <w:r>
-        <w:t>) function.</w:t>
-      </w:r>
-    </w:p>
-    <w:p>
-      <w:pPr>
-        <w:rPr>
-          <w:sz w:val="32"/>
-          <w:szCs w:val="32"/>
-        </w:rPr>
-      </w:pPr>
-    </w:p>
-    <w:p>
-      <w:pPr>
-        <w:rPr>
-          <w:b/>
-          <w:bCs/>
-          <w:sz w:val="32"/>
-          <w:szCs w:val="32"/>
-        </w:rPr>
-      </w:pPr>
-      <w:r>
-        <w:rPr>
-          <w:b/>
-          <w:bCs/>
+      <w:r>
+        <w:rPr/>
+        <w:t xml:space="preserve"> is not a standard Windows library. </w:t>
+      </w:r>
+    </w:p>
+    <w:p>
+      <w:pPr>
+        <w:rPr>
+          <w:sz w:val="32"/>
+          <w:szCs w:val="32"/>
+        </w:rPr>
+      </w:pPr>
+    </w:p>
+    <w:p>
+      <w:pPr>
+        <w:rPr>
+          <w:sz w:val="32"/>
+          <w:szCs w:val="32"/>
+        </w:rPr>
+      </w:pPr>
+    </w:p>
+    <w:p>
+      <w:pPr>
+        <w:rPr>
+          <w:sz w:val="32"/>
+          <w:szCs w:val="32"/>
+        </w:rPr>
+      </w:pPr>
+    </w:p>
+    <w:p>
+      <w:pPr>
+        <w:rPr>
+          <w:sz w:val="32"/>
+          <w:szCs w:val="32"/>
+        </w:rPr>
+      </w:pPr>
+    </w:p>
+    <w:p>
+      <w:pPr>
+        <w:rPr>
+          <w:sz w:val="32"/>
+          <w:szCs w:val="32"/>
+        </w:rPr>
+      </w:pPr>
+    </w:p>
+    <w:p>
+      <w:pPr>
+        <w:rPr>
+          <w:b/>
+          <w:bCs/>
+          <w:sz w:val="32"/>
+          <w:szCs w:val="32"/>
+        </w:rPr>
+      </w:pPr>
+    </w:p>
+    <w:p>
+      <w:pPr>
+        <w:rPr>
+          <w:b/>
+          <w:bCs/>
+          <w:sz w:val="32"/>
+          <w:szCs w:val="32"/>
+        </w:rPr>
+      </w:pPr>
+    </w:p>
+    <w:p>
+      <w:pPr>
+        <w:rPr>
+          <w:b w:val="1"/>
+          <w:bCs w:val="1"/>
+          <w:sz w:val="32"/>
+          <w:szCs w:val="32"/>
+        </w:rPr>
+      </w:pPr>
+      <w:r>
+        <w:rPr>
+          <w:b w:val="1"/>
+          <w:bCs w:val="1"/>
           <w:sz w:val="32"/>
           <w:szCs w:val="32"/>
         </w:rPr>
@@ -2296,183 +2305,8 @@
       </w:r>
       <w:r>
         <w:rPr>
-          <w:b/>
-          <w:bCs/>
-          <w:sz w:val="32"/>
-          <w:szCs w:val="32"/>
-        </w:rPr>
-        <w:t>. Final Report Checklist</w:t>
-      </w:r>
-    </w:p>
-    <w:p>
-      <w:pPr>
-        <w:numPr>
-          <w:ilvl w:val="0"/>
-          <w:numId w:val="7"/>
-        </w:numPr>
-      </w:pPr>
-      <w:r>
-        <w:rPr>
-          <w:b/>
-          <w:bCs/>
-        </w:rPr>
-        <w:t>Title Page:</w:t>
-      </w:r>
-      <w:r>
-        <w:t xml:space="preserve"> Use the format provided in the first response.</w:t>
-      </w:r>
-    </w:p>
-    <w:p>
-      <w:pPr>
-        <w:numPr>
-          <w:ilvl w:val="0"/>
-          <w:numId w:val="7"/>
-        </w:numPr>
-      </w:pPr>
-      <w:r>
-        <w:rPr>
-          <w:b/>
-          <w:bCs/>
-        </w:rPr>
-        <w:t>Code Snippets:</w:t>
-      </w:r>
-      <w:r>
-        <w:t xml:space="preserve"> Dedicate 2-3 pages to explaining the </w:t>
-      </w:r>
-      <w:proofErr w:type="spellStart"/>
-      <w:proofErr w:type="gramStart"/>
-      <w:r>
-        <w:t>kbhit</w:t>
-      </w:r>
-      <w:proofErr w:type="spellEnd"/>
-      <w:r>
-        <w:t>(</w:t>
-      </w:r>
-      <w:proofErr w:type="gramEnd"/>
-      <w:r>
-        <w:t xml:space="preserve">) and </w:t>
-      </w:r>
-      <w:proofErr w:type="gramStart"/>
-      <w:r>
-        <w:t>main(</w:t>
-      </w:r>
-      <w:proofErr w:type="gramEnd"/>
-      <w:r>
-        <w:t>) loop logic with code comments.</w:t>
-      </w:r>
-    </w:p>
-    <w:p>
-      <w:pPr>
-        <w:numPr>
-          <w:ilvl w:val="0"/>
-          <w:numId w:val="7"/>
-        </w:numPr>
-      </w:pPr>
-      <w:r>
-        <w:rPr>
-          <w:b/>
-          <w:bCs/>
-        </w:rPr>
-        <w:t>Testing Tables:</w:t>
-      </w:r>
-      <w:r>
-        <w:t xml:space="preserve"> Create a table showing test cases (e.g., "Pressing 'A' at the left boundary," "Bullet hitting a Type 3 asteroid").</w:t>
-      </w:r>
-    </w:p>
-    <w:p>
-      <w:pPr>
-        <w:numPr>
-          <w:ilvl w:val="0"/>
-          <w:numId w:val="7"/>
-        </w:numPr>
-      </w:pPr>
-      <w:r>
-        <w:rPr>
-          <w:b/>
-          <w:bCs/>
-        </w:rPr>
-        <w:t>User Manual:</w:t>
-      </w:r>
-      <w:r>
-        <w:t xml:space="preserve"> A 1-page guide on how to play (Controls: A, D, Space).</w:t>
-      </w:r>
-    </w:p>
-    <w:p>
-      <w:pPr>
-        <w:numPr>
-          <w:ilvl w:val="0"/>
-          <w:numId w:val="7"/>
-        </w:numPr>
-      </w:pPr>
-      <w:r>
-        <w:rPr>
-          <w:b/>
-          <w:bCs/>
-        </w:rPr>
-        <w:t>Screenshots:</w:t>
-      </w:r>
-      <w:r>
-        <w:t xml:space="preserve"> Include 3-4 screenshots of the terminal at different stages (Start, Middle of Action, Game Over).</w:t>
-      </w:r>
-    </w:p>
-    <w:p>
-      <w:pPr>
-        <w:ind w:left="720"/>
-      </w:pPr>
-    </w:p>
-    <w:p>
-      <w:pPr>
-        <w:rPr>
-          <w:b/>
-          <w:bCs/>
-          <w:sz w:val="32"/>
-          <w:szCs w:val="32"/>
-        </w:rPr>
-      </w:pPr>
-    </w:p>
-    <w:p>
-      <w:pPr>
-        <w:rPr>
-          <w:b/>
-          <w:bCs/>
-          <w:sz w:val="32"/>
-          <w:szCs w:val="32"/>
-        </w:rPr>
-      </w:pPr>
-    </w:p>
-    <w:p>
-      <w:pPr>
-        <w:rPr>
-          <w:b/>
-          <w:bCs/>
-          <w:sz w:val="32"/>
-          <w:szCs w:val="32"/>
-        </w:rPr>
-      </w:pPr>
-    </w:p>
-    <w:p>
-      <w:pPr>
-        <w:rPr>
-          <w:b/>
-          <w:bCs/>
-          <w:sz w:val="32"/>
-          <w:szCs w:val="32"/>
-        </w:rPr>
-      </w:pPr>
-      <w:r>
-        <w:rPr>
-          <w:b/>
-          <w:bCs/>
-          <w:sz w:val="32"/>
-          <w:szCs w:val="32"/>
-        </w:rPr>
-        <w:lastRenderedPageBreak/>
-        <w:t>7</w:t>
-      </w:r>
-      <w:r>
-        <w:rPr>
-          <w:b/>
-          <w:bCs/>
+          <w:b w:val="1"/>
+          <w:bCs w:val="1"/>
           <w:sz w:val="32"/>
           <w:szCs w:val="32"/>
         </w:rPr>
@@ -2482,25 +2316,25 @@
     <w:p>
       <w:pPr>
         <w:rPr>
-          <w:b/>
-          <w:bCs/>
-          <w:sz w:val="32"/>
-          <w:szCs w:val="32"/>
-        </w:rPr>
-      </w:pPr>
-      <w:r>
-        <w:rPr>
-          <w:b/>
-          <w:bCs/>
-          <w:sz w:val="32"/>
-          <w:szCs w:val="32"/>
-        </w:rPr>
-        <w:t>7</w:t>
-      </w:r>
-      <w:r>
-        <w:rPr>
-          <w:b/>
-          <w:bCs/>
+          <w:b w:val="1"/>
+          <w:bCs w:val="1"/>
+          <w:sz w:val="32"/>
+          <w:szCs w:val="32"/>
+        </w:rPr>
+      </w:pPr>
+      <w:r>
+        <w:rPr>
+          <w:b w:val="1"/>
+          <w:bCs w:val="1"/>
+          <w:sz w:val="32"/>
+          <w:szCs w:val="32"/>
+        </w:rPr>
+        <w:t>6</w:t>
+      </w:r>
+      <w:r>
+        <w:rPr>
+          <w:b w:val="1"/>
+          <w:bCs w:val="1"/>
           <w:sz w:val="32"/>
           <w:szCs w:val="32"/>
         </w:rPr>
@@ -2603,25 +2437,25 @@
     <w:p>
       <w:pPr>
         <w:rPr>
-          <w:b/>
-          <w:bCs/>
-          <w:sz w:val="32"/>
-          <w:szCs w:val="32"/>
-        </w:rPr>
-      </w:pPr>
-      <w:r>
-        <w:rPr>
-          <w:b/>
-          <w:bCs/>
-          <w:sz w:val="32"/>
-          <w:szCs w:val="32"/>
-        </w:rPr>
-        <w:t>7</w:t>
-      </w:r>
-      <w:r>
-        <w:rPr>
-          <w:b/>
-          <w:bCs/>
+          <w:b w:val="1"/>
+          <w:bCs w:val="1"/>
+          <w:sz w:val="32"/>
+          <w:szCs w:val="32"/>
+        </w:rPr>
+      </w:pPr>
+      <w:r>
+        <w:rPr>
+          <w:b w:val="1"/>
+          <w:bCs w:val="1"/>
+          <w:sz w:val="32"/>
+          <w:szCs w:val="32"/>
+        </w:rPr>
+        <w:t>6</w:t>
+      </w:r>
+      <w:r>
+        <w:rPr>
+          <w:b w:val="1"/>
+          <w:bCs w:val="1"/>
           <w:sz w:val="32"/>
           <w:szCs w:val="32"/>
         </w:rPr>
@@ -2858,7 +2692,6 @@
           <w:sz w:val="32"/>
           <w:szCs w:val="32"/>
         </w:rPr>
-        <w:lastRenderedPageBreak/>
         <w:drawing>
           <wp:inline distT="0" distB="0" distL="0" distR="0" wp14:anchorId="7757727A" wp14:editId="148B8BC0">
             <wp:extent cx="5731510" cy="2018665"/>
@@ -3014,7 +2847,6 @@
     <w:p/>
     <w:p>
       <w:r>
-        <w:lastRenderedPageBreak/>
         <w:br/>
       </w:r>
       <w:r>
@@ -3158,7 +2990,6 @@
           <w:sz w:val="32"/>
           <w:szCs w:val="32"/>
         </w:rPr>
-        <w:lastRenderedPageBreak/>
         <w:drawing>
           <wp:inline distT="0" distB="0" distL="0" distR="0" wp14:anchorId="158BB646" wp14:editId="0D3588CA">
             <wp:extent cx="5731510" cy="3260725"/>
@@ -3230,7 +3061,6 @@
           <w:sz w:val="32"/>
           <w:szCs w:val="32"/>
         </w:rPr>
-        <w:lastRenderedPageBreak/>
         <w:t>Differences from Similar Games</w:t>
       </w:r>
     </w:p>
@@ -3311,25 +3141,25 @@
     <w:p>
       <w:pPr>
         <w:rPr>
-          <w:b/>
-          <w:bCs/>
-          <w:sz w:val="32"/>
-          <w:szCs w:val="32"/>
-        </w:rPr>
-      </w:pPr>
-      <w:r>
-        <w:rPr>
-          <w:b/>
-          <w:bCs/>
-          <w:sz w:val="32"/>
-          <w:szCs w:val="32"/>
-        </w:rPr>
-        <w:t>8</w:t>
-      </w:r>
-      <w:r>
-        <w:rPr>
-          <w:b/>
-          <w:bCs/>
+          <w:b w:val="1"/>
+          <w:bCs w:val="1"/>
+          <w:sz w:val="32"/>
+          <w:szCs w:val="32"/>
+        </w:rPr>
+      </w:pPr>
+      <w:r>
+        <w:rPr>
+          <w:b w:val="1"/>
+          <w:bCs w:val="1"/>
+          <w:sz w:val="32"/>
+          <w:szCs w:val="32"/>
+        </w:rPr>
+        <w:t>7</w:t>
+      </w:r>
+      <w:r>
+        <w:rPr>
+          <w:b w:val="1"/>
+          <w:bCs w:val="1"/>
           <w:sz w:val="32"/>
           <w:szCs w:val="32"/>
         </w:rPr>
@@ -3339,25 +3169,25 @@
     <w:p>
       <w:pPr>
         <w:rPr>
-          <w:b/>
-          <w:bCs/>
-          <w:sz w:val="32"/>
-          <w:szCs w:val="32"/>
-        </w:rPr>
-      </w:pPr>
-      <w:r>
-        <w:rPr>
-          <w:b/>
-          <w:bCs/>
-          <w:sz w:val="32"/>
-          <w:szCs w:val="32"/>
-        </w:rPr>
-        <w:t>8</w:t>
-      </w:r>
-      <w:r>
-        <w:rPr>
-          <w:b/>
-          <w:bCs/>
+          <w:b w:val="1"/>
+          <w:bCs w:val="1"/>
+          <w:sz w:val="32"/>
+          <w:szCs w:val="32"/>
+        </w:rPr>
+      </w:pPr>
+      <w:r>
+        <w:rPr>
+          <w:b w:val="1"/>
+          <w:bCs w:val="1"/>
+          <w:sz w:val="32"/>
+          <w:szCs w:val="32"/>
+        </w:rPr>
+        <w:t>7</w:t>
+      </w:r>
+      <w:r>
+        <w:rPr>
+          <w:b w:val="1"/>
+          <w:bCs w:val="1"/>
           <w:sz w:val="32"/>
           <w:szCs w:val="32"/>
         </w:rPr>
@@ -3521,25 +3351,25 @@
     <w:p>
       <w:pPr>
         <w:rPr>
-          <w:b/>
-          <w:bCs/>
-          <w:sz w:val="32"/>
-          <w:szCs w:val="32"/>
-        </w:rPr>
-      </w:pPr>
-      <w:r>
-        <w:rPr>
-          <w:b/>
-          <w:bCs/>
-          <w:sz w:val="32"/>
-          <w:szCs w:val="32"/>
-        </w:rPr>
-        <w:t>8</w:t>
-      </w:r>
-      <w:r>
-        <w:rPr>
-          <w:b/>
-          <w:bCs/>
+          <w:b w:val="1"/>
+          <w:bCs w:val="1"/>
+          <w:sz w:val="32"/>
+          <w:szCs w:val="32"/>
+        </w:rPr>
+      </w:pPr>
+      <w:r>
+        <w:rPr>
+          <w:b w:val="1"/>
+          <w:bCs w:val="1"/>
+          <w:sz w:val="32"/>
+          <w:szCs w:val="32"/>
+        </w:rPr>
+        <w:t>7</w:t>
+      </w:r>
+      <w:r>
+        <w:rPr>
+          <w:b w:val="1"/>
+          <w:bCs w:val="1"/>
           <w:sz w:val="32"/>
           <w:szCs w:val="32"/>
         </w:rPr>
@@ -3678,25 +3508,25 @@
     <w:p>
       <w:pPr>
         <w:rPr>
-          <w:b/>
-          <w:bCs/>
-          <w:sz w:val="32"/>
-          <w:szCs w:val="32"/>
-        </w:rPr>
-      </w:pPr>
-      <w:r>
-        <w:rPr>
-          <w:b/>
-          <w:bCs/>
-          <w:sz w:val="32"/>
-          <w:szCs w:val="32"/>
-        </w:rPr>
-        <w:t>9</w:t>
-      </w:r>
-      <w:r>
-        <w:rPr>
-          <w:b/>
-          <w:bCs/>
+          <w:b w:val="1"/>
+          <w:bCs w:val="1"/>
+          <w:sz w:val="32"/>
+          <w:szCs w:val="32"/>
+        </w:rPr>
+      </w:pPr>
+      <w:r>
+        <w:rPr>
+          <w:b w:val="1"/>
+          <w:bCs w:val="1"/>
+          <w:sz w:val="32"/>
+          <w:szCs w:val="32"/>
+        </w:rPr>
+        <w:t>8</w:t>
+      </w:r>
+      <w:r>
+        <w:rPr>
+          <w:b w:val="1"/>
+          <w:bCs w:val="1"/>
           <w:sz w:val="32"/>
           <w:szCs w:val="32"/>
         </w:rPr>
@@ -3706,25 +3536,25 @@
     <w:p>
       <w:pPr>
         <w:rPr>
-          <w:b/>
-          <w:bCs/>
-          <w:sz w:val="32"/>
-          <w:szCs w:val="32"/>
-        </w:rPr>
-      </w:pPr>
-      <w:r>
-        <w:rPr>
-          <w:b/>
-          <w:bCs/>
-          <w:sz w:val="32"/>
-          <w:szCs w:val="32"/>
-        </w:rPr>
-        <w:t>9</w:t>
-      </w:r>
-      <w:r>
-        <w:rPr>
-          <w:b/>
-          <w:bCs/>
+          <w:b w:val="1"/>
+          <w:bCs w:val="1"/>
+          <w:sz w:val="32"/>
+          <w:szCs w:val="32"/>
+        </w:rPr>
+      </w:pPr>
+      <w:r>
+        <w:rPr>
+          <w:b w:val="1"/>
+          <w:bCs w:val="1"/>
+          <w:sz w:val="32"/>
+          <w:szCs w:val="32"/>
+        </w:rPr>
+        <w:t>8</w:t>
+      </w:r>
+      <w:r>
+        <w:rPr>
+          <w:b w:val="1"/>
+          <w:bCs w:val="1"/>
           <w:sz w:val="32"/>
           <w:szCs w:val="32"/>
         </w:rPr>
@@ -3740,25 +3570,25 @@
     <w:p>
       <w:pPr>
         <w:rPr>
-          <w:b/>
-          <w:bCs/>
-          <w:sz w:val="32"/>
-          <w:szCs w:val="32"/>
-        </w:rPr>
-      </w:pPr>
-      <w:r>
-        <w:rPr>
-          <w:b/>
-          <w:bCs/>
-          <w:sz w:val="32"/>
-          <w:szCs w:val="32"/>
-        </w:rPr>
-        <w:t>9</w:t>
-      </w:r>
-      <w:r>
-        <w:rPr>
-          <w:b/>
-          <w:bCs/>
+          <w:b w:val="1"/>
+          <w:bCs w:val="1"/>
+          <w:sz w:val="32"/>
+          <w:szCs w:val="32"/>
+        </w:rPr>
+      </w:pPr>
+      <w:r>
+        <w:rPr>
+          <w:b w:val="1"/>
+          <w:bCs w:val="1"/>
+          <w:sz w:val="32"/>
+          <w:szCs w:val="32"/>
+        </w:rPr>
+        <w:t>8</w:t>
+      </w:r>
+      <w:r>
+        <w:rPr>
+          <w:b w:val="1"/>
+          <w:bCs w:val="1"/>
           <w:sz w:val="32"/>
           <w:szCs w:val="32"/>
         </w:rPr>
@@ -3868,25 +3698,25 @@
     <w:p>
       <w:pPr>
         <w:rPr>
-          <w:b/>
-          <w:bCs/>
-          <w:sz w:val="32"/>
-          <w:szCs w:val="32"/>
-        </w:rPr>
-      </w:pPr>
-      <w:r>
-        <w:rPr>
-          <w:b/>
-          <w:bCs/>
-          <w:sz w:val="32"/>
-          <w:szCs w:val="32"/>
-        </w:rPr>
-        <w:t>10</w:t>
-      </w:r>
-      <w:r>
-        <w:rPr>
-          <w:b/>
-          <w:bCs/>
+          <w:b w:val="1"/>
+          <w:bCs w:val="1"/>
+          <w:sz w:val="32"/>
+          <w:szCs w:val="32"/>
+        </w:rPr>
+      </w:pPr>
+      <w:r>
+        <w:rPr>
+          <w:b w:val="1"/>
+          <w:bCs w:val="1"/>
+          <w:sz w:val="32"/>
+          <w:szCs w:val="32"/>
+        </w:rPr>
+        <w:t>9</w:t>
+      </w:r>
+      <w:r>
+        <w:rPr>
+          <w:b w:val="1"/>
+          <w:bCs w:val="1"/>
           <w:sz w:val="32"/>
           <w:szCs w:val="32"/>
         </w:rPr>
@@ -3984,7 +3814,7 @@
     </w:p>
     <w:p/>
     <w:sectPr>
-      <w:pgSz w:w="11906" w:h="16838"/>
+      <w:pgSz w:w="11906" w:h="16838" w:orient="portrait"/>
       <w:pgMar w:top="1440" w:right="1440" w:bottom="1440" w:left="1440" w:header="708" w:footer="708" w:gutter="0"/>
       <w:cols w:space="708"/>
       <w:docGrid w:linePitch="360"/>
@@ -4011,7 +3841,7 @@
         <w:ind w:left="720" w:hanging="360"/>
       </w:pPr>
       <w:rPr>
-        <w:rFonts w:ascii="Symbol" w:hAnsi="Symbol" w:hint="default"/>
+        <w:rFonts w:hint="default" w:ascii="Symbol" w:hAnsi="Symbol"/>
         <w:sz w:val="20"/>
       </w:rPr>
     </w:lvl>
@@ -4027,7 +3857,7 @@
         <w:ind w:left="1440" w:hanging="360"/>
       </w:pPr>
       <w:rPr>
-        <w:rFonts w:ascii="Courier New" w:hAnsi="Courier New" w:hint="default"/>
+        <w:rFonts w:hint="default" w:ascii="Courier New" w:hAnsi="Courier New"/>
         <w:sz w:val="20"/>
       </w:rPr>
     </w:lvl>
@@ -4043,7 +3873,7 @@
         <w:ind w:left="2160" w:hanging="360"/>
       </w:pPr>
       <w:rPr>
-        <w:rFonts w:ascii="Wingdings" w:hAnsi="Wingdings" w:hint="default"/>
+        <w:rFonts w:hint="default" w:ascii="Wingdings" w:hAnsi="Wingdings"/>
         <w:sz w:val="20"/>
       </w:rPr>
     </w:lvl>
@@ -4059,7 +3889,7 @@
         <w:ind w:left="2880" w:hanging="360"/>
       </w:pPr>
       <w:rPr>
-        <w:rFonts w:ascii="Wingdings" w:hAnsi="Wingdings" w:hint="default"/>
+        <w:rFonts w:hint="default" w:ascii="Wingdings" w:hAnsi="Wingdings"/>
         <w:sz w:val="20"/>
       </w:rPr>
     </w:lvl>
@@ -4075,7 +3905,7 @@
         <w:ind w:left="3600" w:hanging="360"/>
       </w:pPr>
       <w:rPr>
-        <w:rFonts w:ascii="Wingdings" w:hAnsi="Wingdings" w:hint="default"/>
+        <w:rFonts w:hint="default" w:ascii="Wingdings" w:hAnsi="Wingdings"/>
         <w:sz w:val="20"/>
       </w:rPr>
     </w:lvl>
@@ -4091,7 +3921,7 @@
         <w:ind w:left="4320" w:hanging="360"/>
       </w:pPr>
       <w:rPr>
-        <w:rFonts w:ascii="Wingdings" w:hAnsi="Wingdings" w:hint="default"/>
+        <w:rFonts w:hint="default" w:ascii="Wingdings" w:hAnsi="Wingdings"/>
         <w:sz w:val="20"/>
       </w:rPr>
     </w:lvl>
@@ -4107,7 +3937,7 @@
         <w:ind w:left="5040" w:hanging="360"/>
       </w:pPr>
       <w:rPr>
-        <w:rFonts w:ascii="Wingdings" w:hAnsi="Wingdings" w:hint="default"/>
+        <w:rFonts w:hint="default" w:ascii="Wingdings" w:hAnsi="Wingdings"/>
         <w:sz w:val="20"/>
       </w:rPr>
     </w:lvl>
@@ -4123,7 +3953,7 @@
         <w:ind w:left="5760" w:hanging="360"/>
       </w:pPr>
       <w:rPr>
-        <w:rFonts w:ascii="Wingdings" w:hAnsi="Wingdings" w:hint="default"/>
+        <w:rFonts w:hint="default" w:ascii="Wingdings" w:hAnsi="Wingdings"/>
         <w:sz w:val="20"/>
       </w:rPr>
     </w:lvl>
@@ -4139,7 +3969,7 @@
         <w:ind w:left="6480" w:hanging="360"/>
       </w:pPr>
       <w:rPr>
-        <w:rFonts w:ascii="Wingdings" w:hAnsi="Wingdings" w:hint="default"/>
+        <w:rFonts w:hint="default" w:ascii="Wingdings" w:hAnsi="Wingdings"/>
         <w:sz w:val="20"/>
       </w:rPr>
     </w:lvl>
@@ -4160,7 +3990,7 @@
         <w:ind w:left="720" w:hanging="360"/>
       </w:pPr>
       <w:rPr>
-        <w:rFonts w:ascii="Symbol" w:hAnsi="Symbol" w:hint="default"/>
+        <w:rFonts w:hint="default" w:ascii="Symbol" w:hAnsi="Symbol"/>
         <w:sz w:val="20"/>
       </w:rPr>
     </w:lvl>
@@ -4176,7 +4006,7 @@
         <w:ind w:left="1440" w:hanging="360"/>
       </w:pPr>
       <w:rPr>
-        <w:rFonts w:ascii="Courier New" w:hAnsi="Courier New" w:hint="default"/>
+        <w:rFonts w:hint="default" w:ascii="Courier New" w:hAnsi="Courier New"/>
         <w:sz w:val="20"/>
       </w:rPr>
     </w:lvl>
@@ -4192,7 +4022,7 @@
         <w:ind w:left="2160" w:hanging="360"/>
       </w:pPr>
       <w:rPr>
-        <w:rFonts w:ascii="Wingdings" w:hAnsi="Wingdings" w:hint="default"/>
+        <w:rFonts w:hint="default" w:ascii="Wingdings" w:hAnsi="Wingdings"/>
         <w:sz w:val="20"/>
       </w:rPr>
     </w:lvl>
@@ -4208,7 +4038,7 @@
         <w:ind w:left="2880" w:hanging="360"/>
       </w:pPr>
       <w:rPr>
-        <w:rFonts w:ascii="Wingdings" w:hAnsi="Wingdings" w:hint="default"/>
+        <w:rFonts w:hint="default" w:ascii="Wingdings" w:hAnsi="Wingdings"/>
         <w:sz w:val="20"/>
       </w:rPr>
     </w:lvl>
@@ -4224,7 +4054,7 @@
         <w:ind w:left="3600" w:hanging="360"/>
       </w:pPr>
       <w:rPr>
-        <w:rFonts w:ascii="Wingdings" w:hAnsi="Wingdings" w:hint="default"/>
+        <w:rFonts w:hint="default" w:ascii="Wingdings" w:hAnsi="Wingdings"/>
         <w:sz w:val="20"/>
       </w:rPr>
     </w:lvl>
@@ -4240,7 +4070,7 @@
         <w:ind w:left="4320" w:hanging="360"/>
       </w:pPr>
       <w:rPr>
-        <w:rFonts w:ascii="Wingdings" w:hAnsi="Wingdings" w:hint="default"/>
+        <w:rFonts w:hint="default" w:ascii="Wingdings" w:hAnsi="Wingdings"/>
         <w:sz w:val="20"/>
       </w:rPr>
     </w:lvl>
@@ -4256,7 +4086,7 @@
         <w:ind w:left="5040" w:hanging="360"/>
       </w:pPr>
       <w:rPr>
-        <w:rFonts w:ascii="Wingdings" w:hAnsi="Wingdings" w:hint="default"/>
+        <w:rFonts w:hint="default" w:ascii="Wingdings" w:hAnsi="Wingdings"/>
         <w:sz w:val="20"/>
       </w:rPr>
     </w:lvl>
@@ -4272,7 +4102,7 @@
         <w:ind w:left="5760" w:hanging="360"/>
       </w:pPr>
       <w:rPr>
-        <w:rFonts w:ascii="Wingdings" w:hAnsi="Wingdings" w:hint="default"/>
+        <w:rFonts w:hint="default" w:ascii="Wingdings" w:hAnsi="Wingdings"/>
         <w:sz w:val="20"/>
       </w:rPr>
     </w:lvl>
@@ -4288,7 +4118,7 @@
         <w:ind w:left="6480" w:hanging="360"/>
       </w:pPr>
       <w:rPr>
-        <w:rFonts w:ascii="Wingdings" w:hAnsi="Wingdings" w:hint="default"/>
+        <w:rFonts w:hint="default" w:ascii="Wingdings" w:hAnsi="Wingdings"/>
         <w:sz w:val="20"/>
       </w:rPr>
     </w:lvl>
@@ -4535,7 +4365,7 @@
         <w:ind w:left="720" w:hanging="360"/>
       </w:pPr>
       <w:rPr>
-        <w:rFonts w:ascii="Symbol" w:hAnsi="Symbol" w:hint="default"/>
+        <w:rFonts w:hint="default" w:ascii="Symbol" w:hAnsi="Symbol"/>
         <w:sz w:val="20"/>
       </w:rPr>
     </w:lvl>
@@ -4551,7 +4381,7 @@
         <w:ind w:left="1440" w:hanging="360"/>
       </w:pPr>
       <w:rPr>
-        <w:rFonts w:ascii="Courier New" w:hAnsi="Courier New" w:hint="default"/>
+        <w:rFonts w:hint="default" w:ascii="Courier New" w:hAnsi="Courier New"/>
         <w:sz w:val="20"/>
       </w:rPr>
     </w:lvl>
@@ -4567,7 +4397,7 @@
         <w:ind w:left="2160" w:hanging="360"/>
       </w:pPr>
       <w:rPr>
-        <w:rFonts w:ascii="Wingdings" w:hAnsi="Wingdings" w:hint="default"/>
+        <w:rFonts w:hint="default" w:ascii="Wingdings" w:hAnsi="Wingdings"/>
         <w:sz w:val="20"/>
       </w:rPr>
     </w:lvl>
@@ -4583,7 +4413,7 @@
         <w:ind w:left="2880" w:hanging="360"/>
       </w:pPr>
       <w:rPr>
-        <w:rFonts w:ascii="Wingdings" w:hAnsi="Wingdings" w:hint="default"/>
+        <w:rFonts w:hint="default" w:ascii="Wingdings" w:hAnsi="Wingdings"/>
         <w:sz w:val="20"/>
       </w:rPr>
     </w:lvl>
@@ -4599,7 +4429,7 @@
         <w:ind w:left="3600" w:hanging="360"/>
       </w:pPr>
       <w:rPr>
-        <w:rFonts w:ascii="Wingdings" w:hAnsi="Wingdings" w:hint="default"/>
+        <w:rFonts w:hint="default" w:ascii="Wingdings" w:hAnsi="Wingdings"/>
         <w:sz w:val="20"/>
       </w:rPr>
     </w:lvl>
@@ -4615,7 +4445,7 @@
         <w:ind w:left="4320" w:hanging="360"/>
       </w:pPr>
       <w:rPr>
-        <w:rFonts w:ascii="Wingdings" w:hAnsi="Wingdings" w:hint="default"/>
+        <w:rFonts w:hint="default" w:ascii="Wingdings" w:hAnsi="Wingdings"/>
         <w:sz w:val="20"/>
       </w:rPr>
     </w:lvl>
@@ -4631,7 +4461,7 @@
         <w:ind w:left="5040" w:hanging="360"/>
       </w:pPr>
       <w:rPr>
-        <w:rFonts w:ascii="Wingdings" w:hAnsi="Wingdings" w:hint="default"/>
+        <w:rFonts w:hint="default" w:ascii="Wingdings" w:hAnsi="Wingdings"/>
         <w:sz w:val="20"/>
       </w:rPr>
     </w:lvl>
@@ -4647,7 +4477,7 @@
         <w:ind w:left="5760" w:hanging="360"/>
       </w:pPr>
       <w:rPr>
-        <w:rFonts w:ascii="Wingdings" w:hAnsi="Wingdings" w:hint="default"/>
+        <w:rFonts w:hint="default" w:ascii="Wingdings" w:hAnsi="Wingdings"/>
         <w:sz w:val="20"/>
       </w:rPr>
     </w:lvl>
@@ -4663,7 +4493,7 @@
         <w:ind w:left="6480" w:hanging="360"/>
       </w:pPr>
       <w:rPr>
-        <w:rFonts w:ascii="Wingdings" w:hAnsi="Wingdings" w:hint="default"/>
+        <w:rFonts w:hint="default" w:ascii="Wingdings" w:hAnsi="Wingdings"/>
         <w:sz w:val="20"/>
       </w:rPr>
     </w:lvl>
@@ -4684,7 +4514,7 @@
         <w:ind w:left="720" w:hanging="360"/>
       </w:pPr>
       <w:rPr>
-        <w:rFonts w:ascii="Symbol" w:hAnsi="Symbol" w:hint="default"/>
+        <w:rFonts w:hint="default" w:ascii="Symbol" w:hAnsi="Symbol"/>
         <w:sz w:val="20"/>
       </w:rPr>
     </w:lvl>
@@ -4700,7 +4530,7 @@
         <w:ind w:left="1440" w:hanging="360"/>
       </w:pPr>
       <w:rPr>
-        <w:rFonts w:ascii="Courier New" w:hAnsi="Courier New" w:hint="default"/>
+        <w:rFonts w:hint="default" w:ascii="Courier New" w:hAnsi="Courier New"/>
         <w:sz w:val="20"/>
       </w:rPr>
     </w:lvl>
@@ -4716,7 +4546,7 @@
         <w:ind w:left="2160" w:hanging="360"/>
       </w:pPr>
       <w:rPr>
-        <w:rFonts w:ascii="Wingdings" w:hAnsi="Wingdings" w:hint="default"/>
+        <w:rFonts w:hint="default" w:ascii="Wingdings" w:hAnsi="Wingdings"/>
         <w:sz w:val="20"/>
       </w:rPr>
     </w:lvl>
@@ -4732,7 +4562,7 @@
         <w:ind w:left="2880" w:hanging="360"/>
       </w:pPr>
       <w:rPr>
-        <w:rFonts w:ascii="Wingdings" w:hAnsi="Wingdings" w:hint="default"/>
+        <w:rFonts w:hint="default" w:ascii="Wingdings" w:hAnsi="Wingdings"/>
         <w:sz w:val="20"/>
       </w:rPr>
     </w:lvl>
@@ -4748,7 +4578,7 @@
         <w:ind w:left="3600" w:hanging="360"/>
       </w:pPr>
       <w:rPr>
-        <w:rFonts w:ascii="Wingdings" w:hAnsi="Wingdings" w:hint="default"/>
+        <w:rFonts w:hint="default" w:ascii="Wingdings" w:hAnsi="Wingdings"/>
         <w:sz w:val="20"/>
       </w:rPr>
     </w:lvl>
@@ -4764,7 +4594,7 @@
         <w:ind w:left="4320" w:hanging="360"/>
       </w:pPr>
       <w:rPr>
-        <w:rFonts w:ascii="Wingdings" w:hAnsi="Wingdings" w:hint="default"/>
+        <w:rFonts w:hint="default" w:ascii="Wingdings" w:hAnsi="Wingdings"/>
         <w:sz w:val="20"/>
       </w:rPr>
     </w:lvl>
@@ -4780,7 +4610,7 @@
         <w:ind w:left="5040" w:hanging="360"/>
       </w:pPr>
       <w:rPr>
-        <w:rFonts w:ascii="Wingdings" w:hAnsi="Wingdings" w:hint="default"/>
+        <w:rFonts w:hint="default" w:ascii="Wingdings" w:hAnsi="Wingdings"/>
         <w:sz w:val="20"/>
       </w:rPr>
     </w:lvl>
@@ -4796,7 +4626,7 @@
         <w:ind w:left="5760" w:hanging="360"/>
       </w:pPr>
       <w:rPr>
-        <w:rFonts w:ascii="Wingdings" w:hAnsi="Wingdings" w:hint="default"/>
+        <w:rFonts w:hint="default" w:ascii="Wingdings" w:hAnsi="Wingdings"/>
         <w:sz w:val="20"/>
       </w:rPr>
     </w:lvl>
@@ -4812,7 +4642,7 @@
         <w:ind w:left="6480" w:hanging="360"/>
       </w:pPr>
       <w:rPr>
-        <w:rFonts w:ascii="Wingdings" w:hAnsi="Wingdings" w:hint="default"/>
+        <w:rFonts w:hint="default" w:ascii="Wingdings" w:hAnsi="Wingdings"/>
         <w:sz w:val="20"/>
       </w:rPr>
     </w:lvl>
@@ -4833,7 +4663,7 @@
         <w:ind w:left="720" w:hanging="360"/>
       </w:pPr>
       <w:rPr>
-        <w:rFonts w:ascii="Symbol" w:hAnsi="Symbol" w:hint="default"/>
+        <w:rFonts w:hint="default" w:ascii="Symbol" w:hAnsi="Symbol"/>
         <w:sz w:val="20"/>
       </w:rPr>
     </w:lvl>
@@ -4849,7 +4679,7 @@
         <w:ind w:left="1440" w:hanging="360"/>
       </w:pPr>
       <w:rPr>
-        <w:rFonts w:ascii="Courier New" w:hAnsi="Courier New" w:hint="default"/>
+        <w:rFonts w:hint="default" w:ascii="Courier New" w:hAnsi="Courier New"/>
         <w:sz w:val="20"/>
       </w:rPr>
     </w:lvl>
@@ -4865,7 +4695,7 @@
         <w:ind w:left="2160" w:hanging="360"/>
       </w:pPr>
       <w:rPr>
-        <w:rFonts w:ascii="Wingdings" w:hAnsi="Wingdings" w:hint="default"/>
+        <w:rFonts w:hint="default" w:ascii="Wingdings" w:hAnsi="Wingdings"/>
         <w:sz w:val="20"/>
       </w:rPr>
     </w:lvl>
@@ -4881,7 +4711,7 @@
         <w:ind w:left="2880" w:hanging="360"/>
       </w:pPr>
       <w:rPr>
-        <w:rFonts w:ascii="Wingdings" w:hAnsi="Wingdings" w:hint="default"/>
+        <w:rFonts w:hint="default" w:ascii="Wingdings" w:hAnsi="Wingdings"/>
         <w:sz w:val="20"/>
       </w:rPr>
     </w:lvl>
@@ -4897,7 +4727,7 @@
         <w:ind w:left="3600" w:hanging="360"/>
       </w:pPr>
       <w:rPr>
-        <w:rFonts w:ascii="Wingdings" w:hAnsi="Wingdings" w:hint="default"/>
+        <w:rFonts w:hint="default" w:ascii="Wingdings" w:hAnsi="Wingdings"/>
         <w:sz w:val="20"/>
       </w:rPr>
     </w:lvl>
@@ -4913,7 +4743,7 @@
         <w:ind w:left="4320" w:hanging="360"/>
       </w:pPr>
       <w:rPr>
-        <w:rFonts w:ascii="Wingdings" w:hAnsi="Wingdings" w:hint="default"/>
+        <w:rFonts w:hint="default" w:ascii="Wingdings" w:hAnsi="Wingdings"/>
         <w:sz w:val="20"/>
       </w:rPr>
     </w:lvl>
@@ -4929,7 +4759,7 @@
         <w:ind w:left="5040" w:hanging="360"/>
       </w:pPr>
       <w:rPr>
-        <w:rFonts w:ascii="Wingdings" w:hAnsi="Wingdings" w:hint="default"/>
+        <w:rFonts w:hint="default" w:ascii="Wingdings" w:hAnsi="Wingdings"/>
         <w:sz w:val="20"/>
       </w:rPr>
     </w:lvl>
@@ -4945,7 +4775,7 @@
         <w:ind w:left="5760" w:hanging="360"/>
       </w:pPr>
       <w:rPr>
-        <w:rFonts w:ascii="Wingdings" w:hAnsi="Wingdings" w:hint="default"/>
+        <w:rFonts w:hint="default" w:ascii="Wingdings" w:hAnsi="Wingdings"/>
         <w:sz w:val="20"/>
       </w:rPr>
     </w:lvl>
@@ -4961,7 +4791,7 @@
         <w:ind w:left="6480" w:hanging="360"/>
       </w:pPr>
       <w:rPr>
-        <w:rFonts w:ascii="Wingdings" w:hAnsi="Wingdings" w:hint="default"/>
+        <w:rFonts w:hint="default" w:ascii="Wingdings" w:hAnsi="Wingdings"/>
         <w:sz w:val="20"/>
       </w:rPr>
     </w:lvl>
@@ -4982,7 +4812,7 @@
         <w:ind w:left="720" w:hanging="360"/>
       </w:pPr>
       <w:rPr>
-        <w:rFonts w:ascii="Symbol" w:hAnsi="Symbol" w:hint="default"/>
+        <w:rFonts w:hint="default" w:ascii="Symbol" w:hAnsi="Symbol"/>
         <w:sz w:val="20"/>
       </w:rPr>
     </w:lvl>
@@ -4998,7 +4828,7 @@
         <w:ind w:left="1440" w:hanging="360"/>
       </w:pPr>
       <w:rPr>
-        <w:rFonts w:ascii="Courier New" w:hAnsi="Courier New" w:hint="default"/>
+        <w:rFonts w:hint="default" w:ascii="Courier New" w:hAnsi="Courier New"/>
         <w:sz w:val="20"/>
       </w:rPr>
     </w:lvl>
@@ -5014,7 +4844,7 @@
         <w:ind w:left="2160" w:hanging="360"/>
       </w:pPr>
       <w:rPr>
-        <w:rFonts w:ascii="Wingdings" w:hAnsi="Wingdings" w:hint="default"/>
+        <w:rFonts w:hint="default" w:ascii="Wingdings" w:hAnsi="Wingdings"/>
         <w:sz w:val="20"/>
       </w:rPr>
     </w:lvl>
@@ -5030,7 +4860,7 @@
         <w:ind w:left="2880" w:hanging="360"/>
       </w:pPr>
       <w:rPr>
-        <w:rFonts w:ascii="Wingdings" w:hAnsi="Wingdings" w:hint="default"/>
+        <w:rFonts w:hint="default" w:ascii="Wingdings" w:hAnsi="Wingdings"/>
         <w:sz w:val="20"/>
       </w:rPr>
     </w:lvl>
@@ -5046,7 +4876,7 @@
         <w:ind w:left="3600" w:hanging="360"/>
       </w:pPr>
       <w:rPr>
-        <w:rFonts w:ascii="Wingdings" w:hAnsi="Wingdings" w:hint="default"/>
+        <w:rFonts w:hint="default" w:ascii="Wingdings" w:hAnsi="Wingdings"/>
         <w:sz w:val="20"/>
       </w:rPr>
     </w:lvl>
@@ -5062,7 +4892,7 @@
         <w:ind w:left="4320" w:hanging="360"/>
       </w:pPr>
       <w:rPr>
-        <w:rFonts w:ascii="Wingdings" w:hAnsi="Wingdings" w:hint="default"/>
+        <w:rFonts w:hint="default" w:ascii="Wingdings" w:hAnsi="Wingdings"/>
         <w:sz w:val="20"/>
       </w:rPr>
     </w:lvl>
@@ -5078,7 +4908,7 @@
         <w:ind w:left="5040" w:hanging="360"/>
       </w:pPr>
       <w:rPr>
-        <w:rFonts w:ascii="Wingdings" w:hAnsi="Wingdings" w:hint="default"/>
+        <w:rFonts w:hint="default" w:ascii="Wingdings" w:hAnsi="Wingdings"/>
         <w:sz w:val="20"/>
       </w:rPr>
     </w:lvl>
@@ -5094,7 +4924,7 @@
         <w:ind w:left="5760" w:hanging="360"/>
       </w:pPr>
       <w:rPr>
-        <w:rFonts w:ascii="Wingdings" w:hAnsi="Wingdings" w:hint="default"/>
+        <w:rFonts w:hint="default" w:ascii="Wingdings" w:hAnsi="Wingdings"/>
         <w:sz w:val="20"/>
       </w:rPr>
     </w:lvl>
@@ -5110,7 +4940,7 @@
         <w:ind w:left="6480" w:hanging="360"/>
       </w:pPr>
       <w:rPr>
-        <w:rFonts w:ascii="Wingdings" w:hAnsi="Wingdings" w:hint="default"/>
+        <w:rFonts w:hint="default" w:ascii="Wingdings" w:hAnsi="Wingdings"/>
         <w:sz w:val="20"/>
       </w:rPr>
     </w:lvl>
@@ -5131,7 +4961,7 @@
         <w:ind w:left="720" w:hanging="360"/>
       </w:pPr>
       <w:rPr>
-        <w:rFonts w:ascii="Symbol" w:hAnsi="Symbol" w:hint="default"/>
+        <w:rFonts w:hint="default" w:ascii="Symbol" w:hAnsi="Symbol"/>
         <w:sz w:val="20"/>
       </w:rPr>
     </w:lvl>
@@ -5147,7 +4977,7 @@
         <w:ind w:left="1440" w:hanging="360"/>
       </w:pPr>
       <w:rPr>
-        <w:rFonts w:ascii="Courier New" w:hAnsi="Courier New" w:hint="default"/>
+        <w:rFonts w:hint="default" w:ascii="Courier New" w:hAnsi="Courier New"/>
         <w:sz w:val="20"/>
       </w:rPr>
     </w:lvl>
@@ -5163,7 +4993,7 @@
         <w:ind w:left="2160" w:hanging="360"/>
       </w:pPr>
       <w:rPr>
-        <w:rFonts w:ascii="Wingdings" w:hAnsi="Wingdings" w:hint="default"/>
+        <w:rFonts w:hint="default" w:ascii="Wingdings" w:hAnsi="Wingdings"/>
         <w:sz w:val="20"/>
       </w:rPr>
     </w:lvl>
@@ -5179,7 +5009,7 @@
         <w:ind w:left="2880" w:hanging="360"/>
       </w:pPr>
       <w:rPr>
-        <w:rFonts w:ascii="Wingdings" w:hAnsi="Wingdings" w:hint="default"/>
+        <w:rFonts w:hint="default" w:ascii="Wingdings" w:hAnsi="Wingdings"/>
         <w:sz w:val="20"/>
       </w:rPr>
     </w:lvl>
@@ -5195,7 +5025,7 @@
         <w:ind w:left="3600" w:hanging="360"/>
       </w:pPr>
       <w:rPr>
-        <w:rFonts w:ascii="Wingdings" w:hAnsi="Wingdings" w:hint="default"/>
+        <w:rFonts w:hint="default" w:ascii="Wingdings" w:hAnsi="Wingdings"/>
         <w:sz w:val="20"/>
       </w:rPr>
     </w:lvl>
@@ -5211,7 +5041,7 @@
         <w:ind w:left="4320" w:hanging="360"/>
       </w:pPr>
       <w:rPr>
-        <w:rFonts w:ascii="Wingdings" w:hAnsi="Wingdings" w:hint="default"/>
+        <w:rFonts w:hint="default" w:ascii="Wingdings" w:hAnsi="Wingdings"/>
         <w:sz w:val="20"/>
       </w:rPr>
     </w:lvl>
@@ -5227,7 +5057,7 @@
         <w:ind w:left="5040" w:hanging="360"/>
       </w:pPr>
       <w:rPr>
-        <w:rFonts w:ascii="Wingdings" w:hAnsi="Wingdings" w:hint="default"/>
+        <w:rFonts w:hint="default" w:ascii="Wingdings" w:hAnsi="Wingdings"/>
         <w:sz w:val="20"/>
       </w:rPr>
     </w:lvl>
@@ -5243,7 +5073,7 @@
         <w:ind w:left="5760" w:hanging="360"/>
       </w:pPr>
       <w:rPr>
-        <w:rFonts w:ascii="Wingdings" w:hAnsi="Wingdings" w:hint="default"/>
+        <w:rFonts w:hint="default" w:ascii="Wingdings" w:hAnsi="Wingdings"/>
         <w:sz w:val="20"/>
       </w:rPr>
     </w:lvl>
@@ -5259,7 +5089,7 @@
         <w:ind w:left="6480" w:hanging="360"/>
       </w:pPr>
       <w:rPr>
-        <w:rFonts w:ascii="Wingdings" w:hAnsi="Wingdings" w:hint="default"/>
+        <w:rFonts w:hint="default" w:ascii="Wingdings" w:hAnsi="Wingdings"/>
         <w:sz w:val="20"/>
       </w:rPr>
     </w:lvl>
@@ -5280,7 +5110,7 @@
         <w:ind w:left="720" w:hanging="360"/>
       </w:pPr>
       <w:rPr>
-        <w:rFonts w:ascii="Symbol" w:hAnsi="Symbol" w:hint="default"/>
+        <w:rFonts w:hint="default" w:ascii="Symbol" w:hAnsi="Symbol"/>
         <w:sz w:val="20"/>
       </w:rPr>
     </w:lvl>
@@ -5296,7 +5126,7 @@
         <w:ind w:left="1440" w:hanging="360"/>
       </w:pPr>
       <w:rPr>
-        <w:rFonts w:ascii="Courier New" w:hAnsi="Courier New" w:hint="default"/>
+        <w:rFonts w:hint="default" w:ascii="Courier New" w:hAnsi="Courier New"/>
         <w:sz w:val="20"/>
       </w:rPr>
     </w:lvl>
@@ -5312,7 +5142,7 @@
         <w:ind w:left="2160" w:hanging="360"/>
       </w:pPr>
       <w:rPr>
-        <w:rFonts w:ascii="Wingdings" w:hAnsi="Wingdings" w:hint="default"/>
+        <w:rFonts w:hint="default" w:ascii="Wingdings" w:hAnsi="Wingdings"/>
         <w:sz w:val="20"/>
       </w:rPr>
     </w:lvl>
@@ -5328,7 +5158,7 @@
         <w:ind w:left="2880" w:hanging="360"/>
       </w:pPr>
       <w:rPr>
-        <w:rFonts w:ascii="Wingdings" w:hAnsi="Wingdings" w:hint="default"/>
+        <w:rFonts w:hint="default" w:ascii="Wingdings" w:hAnsi="Wingdings"/>
         <w:sz w:val="20"/>
       </w:rPr>
     </w:lvl>
@@ -5344,7 +5174,7 @@
         <w:ind w:left="3600" w:hanging="360"/>
       </w:pPr>
       <w:rPr>
-        <w:rFonts w:ascii="Wingdings" w:hAnsi="Wingdings" w:hint="default"/>
+        <w:rFonts w:hint="default" w:ascii="Wingdings" w:hAnsi="Wingdings"/>
         <w:sz w:val="20"/>
       </w:rPr>
     </w:lvl>
@@ -5360,7 +5190,7 @@
         <w:ind w:left="4320" w:hanging="360"/>
       </w:pPr>
       <w:rPr>
-        <w:rFonts w:ascii="Wingdings" w:hAnsi="Wingdings" w:hint="default"/>
+        <w:rFonts w:hint="default" w:ascii="Wingdings" w:hAnsi="Wingdings"/>
         <w:sz w:val="20"/>
       </w:rPr>
     </w:lvl>
@@ -5376,7 +5206,7 @@
         <w:ind w:left="5040" w:hanging="360"/>
       </w:pPr>
       <w:rPr>
-        <w:rFonts w:ascii="Wingdings" w:hAnsi="Wingdings" w:hint="default"/>
+        <w:rFonts w:hint="default" w:ascii="Wingdings" w:hAnsi="Wingdings"/>
         <w:sz w:val="20"/>
       </w:rPr>
     </w:lvl>
@@ -5392,7 +5222,7 @@
         <w:ind w:left="5760" w:hanging="360"/>
       </w:pPr>
       <w:rPr>
-        <w:rFonts w:ascii="Wingdings" w:hAnsi="Wingdings" w:hint="default"/>
+        <w:rFonts w:hint="default" w:ascii="Wingdings" w:hAnsi="Wingdings"/>
         <w:sz w:val="20"/>
       </w:rPr>
     </w:lvl>
@@ -5408,7 +5238,7 @@
         <w:ind w:left="6480" w:hanging="360"/>
       </w:pPr>
       <w:rPr>
-        <w:rFonts w:ascii="Wingdings" w:hAnsi="Wingdings" w:hint="default"/>
+        <w:rFonts w:hint="default" w:ascii="Wingdings" w:hAnsi="Wingdings"/>
         <w:sz w:val="20"/>
       </w:rPr>
     </w:lvl>
@@ -5429,7 +5259,7 @@
         <w:ind w:left="720" w:hanging="360"/>
       </w:pPr>
       <w:rPr>
-        <w:rFonts w:ascii="Symbol" w:hAnsi="Symbol" w:hint="default"/>
+        <w:rFonts w:hint="default" w:ascii="Symbol" w:hAnsi="Symbol"/>
         <w:sz w:val="20"/>
       </w:rPr>
     </w:lvl>
@@ -5445,7 +5275,7 @@
         <w:ind w:left="1440" w:hanging="360"/>
       </w:pPr>
       <w:rPr>
-        <w:rFonts w:ascii="Courier New" w:hAnsi="Courier New" w:hint="default"/>
+        <w:rFonts w:hint="default" w:ascii="Courier New" w:hAnsi="Courier New"/>
         <w:sz w:val="20"/>
       </w:rPr>
     </w:lvl>
@@ -5461,7 +5291,7 @@
         <w:ind w:left="2160" w:hanging="360"/>
       </w:pPr>
       <w:rPr>
-        <w:rFonts w:ascii="Wingdings" w:hAnsi="Wingdings" w:hint="default"/>
+        <w:rFonts w:hint="default" w:ascii="Wingdings" w:hAnsi="Wingdings"/>
         <w:sz w:val="20"/>
       </w:rPr>
     </w:lvl>
@@ -5477,7 +5307,7 @@
         <w:ind w:left="2880" w:hanging="360"/>
       </w:pPr>
       <w:rPr>
-        <w:rFonts w:ascii="Wingdings" w:hAnsi="Wingdings" w:hint="default"/>
+        <w:rFonts w:hint="default" w:ascii="Wingdings" w:hAnsi="Wingdings"/>
         <w:sz w:val="20"/>
       </w:rPr>
     </w:lvl>
@@ -5493,7 +5323,7 @@
         <w:ind w:left="3600" w:hanging="360"/>
       </w:pPr>
       <w:rPr>
-        <w:rFonts w:ascii="Wingdings" w:hAnsi="Wingdings" w:hint="default"/>
+        <w:rFonts w:hint="default" w:ascii="Wingdings" w:hAnsi="Wingdings"/>
         <w:sz w:val="20"/>
       </w:rPr>
     </w:lvl>
@@ -5509,7 +5339,7 @@
         <w:ind w:left="4320" w:hanging="360"/>
       </w:pPr>
       <w:rPr>
-        <w:rFonts w:ascii="Wingdings" w:hAnsi="Wingdings" w:hint="default"/>
+        <w:rFonts w:hint="default" w:ascii="Wingdings" w:hAnsi="Wingdings"/>
         <w:sz w:val="20"/>
       </w:rPr>
     </w:lvl>
@@ -5525,7 +5355,7 @@
         <w:ind w:left="5040" w:hanging="360"/>
       </w:pPr>
       <w:rPr>
-        <w:rFonts w:ascii="Wingdings" w:hAnsi="Wingdings" w:hint="default"/>
+        <w:rFonts w:hint="default" w:ascii="Wingdings" w:hAnsi="Wingdings"/>
         <w:sz w:val="20"/>
       </w:rPr>
     </w:lvl>
@@ -5541,7 +5371,7 @@
         <w:ind w:left="5760" w:hanging="360"/>
       </w:pPr>
       <w:rPr>
-        <w:rFonts w:ascii="Wingdings" w:hAnsi="Wingdings" w:hint="default"/>
+        <w:rFonts w:hint="default" w:ascii="Wingdings" w:hAnsi="Wingdings"/>
         <w:sz w:val="20"/>
       </w:rPr>
     </w:lvl>
@@ -5557,7 +5387,7 @@
         <w:ind w:left="6480" w:hanging="360"/>
       </w:pPr>
       <w:rPr>
-        <w:rFonts w:ascii="Wingdings" w:hAnsi="Wingdings" w:hint="default"/>
+        <w:rFonts w:hint="default" w:ascii="Wingdings" w:hAnsi="Wingdings"/>
         <w:sz w:val="20"/>
       </w:rPr>
     </w:lvl>
@@ -5578,7 +5408,7 @@
         <w:ind w:left="720" w:hanging="360"/>
       </w:pPr>
       <w:rPr>
-        <w:rFonts w:ascii="Symbol" w:hAnsi="Symbol" w:hint="default"/>
+        <w:rFonts w:hint="default" w:ascii="Symbol" w:hAnsi="Symbol"/>
         <w:sz w:val="20"/>
       </w:rPr>
     </w:lvl>
@@ -5594,7 +5424,7 @@
         <w:ind w:left="1440" w:hanging="360"/>
       </w:pPr>
       <w:rPr>
-        <w:rFonts w:ascii="Courier New" w:hAnsi="Courier New" w:hint="default"/>
+        <w:rFonts w:hint="default" w:ascii="Courier New" w:hAnsi="Courier New"/>
         <w:sz w:val="20"/>
       </w:rPr>
     </w:lvl>
@@ -5610,7 +5440,7 @@
         <w:ind w:left="2160" w:hanging="360"/>
       </w:pPr>
       <w:rPr>
-        <w:rFonts w:ascii="Wingdings" w:hAnsi="Wingdings" w:hint="default"/>
+        <w:rFonts w:hint="default" w:ascii="Wingdings" w:hAnsi="Wingdings"/>
         <w:sz w:val="20"/>
       </w:rPr>
     </w:lvl>
@@ -5626,7 +5456,7 @@
         <w:ind w:left="2880" w:hanging="360"/>
       </w:pPr>
       <w:rPr>
-        <w:rFonts w:ascii="Wingdings" w:hAnsi="Wingdings" w:hint="default"/>
+        <w:rFonts w:hint="default" w:ascii="Wingdings" w:hAnsi="Wingdings"/>
         <w:sz w:val="20"/>
       </w:rPr>
     </w:lvl>
@@ -5642,7 +5472,7 @@
         <w:ind w:left="3600" w:hanging="360"/>
       </w:pPr>
       <w:rPr>
-        <w:rFonts w:ascii="Wingdings" w:hAnsi="Wingdings" w:hint="default"/>
+        <w:rFonts w:hint="default" w:ascii="Wingdings" w:hAnsi="Wingdings"/>
         <w:sz w:val="20"/>
       </w:rPr>
     </w:lvl>
@@ -5658,7 +5488,7 @@
         <w:ind w:left="4320" w:hanging="360"/>
       </w:pPr>
       <w:rPr>
-        <w:rFonts w:ascii="Wingdings" w:hAnsi="Wingdings" w:hint="default"/>
+        <w:rFonts w:hint="default" w:ascii="Wingdings" w:hAnsi="Wingdings"/>
         <w:sz w:val="20"/>
       </w:rPr>
     </w:lvl>
@@ -5674,7 +5504,7 @@
         <w:ind w:left="5040" w:hanging="360"/>
       </w:pPr>
       <w:rPr>
-        <w:rFonts w:ascii="Wingdings" w:hAnsi="Wingdings" w:hint="default"/>
+        <w:rFonts w:hint="default" w:ascii="Wingdings" w:hAnsi="Wingdings"/>
         <w:sz w:val="20"/>
       </w:rPr>
     </w:lvl>
@@ -5690,7 +5520,7 @@
         <w:ind w:left="5760" w:hanging="360"/>
       </w:pPr>
       <w:rPr>
-        <w:rFonts w:ascii="Wingdings" w:hAnsi="Wingdings" w:hint="default"/>
+        <w:rFonts w:hint="default" w:ascii="Wingdings" w:hAnsi="Wingdings"/>
         <w:sz w:val="20"/>
       </w:rPr>
     </w:lvl>
@@ -5706,7 +5536,7 @@
         <w:ind w:left="6480" w:hanging="360"/>
       </w:pPr>
       <w:rPr>
-        <w:rFonts w:ascii="Wingdings" w:hAnsi="Wingdings" w:hint="default"/>
+        <w:rFonts w:hint="default" w:ascii="Wingdings" w:hAnsi="Wingdings"/>
         <w:sz w:val="20"/>
       </w:rPr>
     </w:lvl>
@@ -5727,7 +5557,7 @@
         <w:ind w:left="720" w:hanging="360"/>
       </w:pPr>
       <w:rPr>
-        <w:rFonts w:ascii="Symbol" w:hAnsi="Symbol" w:hint="default"/>
+        <w:rFonts w:hint="default" w:ascii="Symbol" w:hAnsi="Symbol"/>
         <w:sz w:val="20"/>
       </w:rPr>
     </w:lvl>
@@ -5743,7 +5573,7 @@
         <w:ind w:left="1440" w:hanging="360"/>
       </w:pPr>
       <w:rPr>
-        <w:rFonts w:ascii="Courier New" w:hAnsi="Courier New" w:hint="default"/>
+        <w:rFonts w:hint="default" w:ascii="Courier New" w:hAnsi="Courier New"/>
         <w:sz w:val="20"/>
       </w:rPr>
     </w:lvl>
@@ -5759,7 +5589,7 @@
         <w:ind w:left="2160" w:hanging="360"/>
       </w:pPr>
       <w:rPr>
-        <w:rFonts w:ascii="Wingdings" w:hAnsi="Wingdings" w:hint="default"/>
+        <w:rFonts w:hint="default" w:ascii="Wingdings" w:hAnsi="Wingdings"/>
         <w:sz w:val="20"/>
       </w:rPr>
     </w:lvl>
@@ -5775,7 +5605,7 @@
         <w:ind w:left="2880" w:hanging="360"/>
       </w:pPr>
       <w:rPr>
-        <w:rFonts w:ascii="Wingdings" w:hAnsi="Wingdings" w:hint="default"/>
+        <w:rFonts w:hint="default" w:ascii="Wingdings" w:hAnsi="Wingdings"/>
         <w:sz w:val="20"/>
       </w:rPr>
     </w:lvl>
@@ -5791,7 +5621,7 @@
         <w:ind w:left="3600" w:hanging="360"/>
       </w:pPr>
       <w:rPr>
-        <w:rFonts w:ascii="Wingdings" w:hAnsi="Wingdings" w:hint="default"/>
+        <w:rFonts w:hint="default" w:ascii="Wingdings" w:hAnsi="Wingdings"/>
         <w:sz w:val="20"/>
       </w:rPr>
     </w:lvl>
@@ -5807,7 +5637,7 @@
         <w:ind w:left="4320" w:hanging="360"/>
       </w:pPr>
       <w:rPr>
-        <w:rFonts w:ascii="Wingdings" w:hAnsi="Wingdings" w:hint="default"/>
+        <w:rFonts w:hint="default" w:ascii="Wingdings" w:hAnsi="Wingdings"/>
         <w:sz w:val="20"/>
       </w:rPr>
     </w:lvl>
@@ -5823,7 +5653,7 @@
         <w:ind w:left="5040" w:hanging="360"/>
       </w:pPr>
       <w:rPr>
-        <w:rFonts w:ascii="Wingdings" w:hAnsi="Wingdings" w:hint="default"/>
+        <w:rFonts w:hint="default" w:ascii="Wingdings" w:hAnsi="Wingdings"/>
         <w:sz w:val="20"/>
       </w:rPr>
     </w:lvl>
@@ -5839,7 +5669,7 @@
         <w:ind w:left="5760" w:hanging="360"/>
       </w:pPr>
       <w:rPr>
-        <w:rFonts w:ascii="Wingdings" w:hAnsi="Wingdings" w:hint="default"/>
+        <w:rFonts w:hint="default" w:ascii="Wingdings" w:hAnsi="Wingdings"/>
         <w:sz w:val="20"/>
       </w:rPr>
     </w:lvl>
@@ -5855,7 +5685,7 @@
         <w:ind w:left="6480" w:hanging="360"/>
       </w:pPr>
       <w:rPr>
-        <w:rFonts w:ascii="Wingdings" w:hAnsi="Wingdings" w:hint="default"/>
+        <w:rFonts w:hint="default" w:ascii="Wingdings" w:hAnsi="Wingdings"/>
         <w:sz w:val="20"/>
       </w:rPr>
     </w:lvl>
@@ -5903,11 +5733,11 @@
 </file>
 
 <file path=word/styles.xml><?xml version="1.0" encoding="utf-8"?>
-<w:styles xmlns:mc="http://schemas.openxmlformats.org/markup-compatibility/2006" xmlns:r="http://schemas.openxmlformats.org/officeDocument/2006/relationships" xmlns:w="http://schemas.openxmlformats.org/wordprocessingml/2006/main" xmlns:w14="http://schemas.microsoft.com/office/word/2010/wordml" xmlns:w15="http://schemas.microsoft.com/office/word/2012/wordml" xmlns:w16cex="http://schemas.microsoft.com/office/word/2018/wordml/cex" xmlns:w16cid="http://schemas.microsoft.com/office/word/2016/wordml/cid" xmlns:w16="http://schemas.microsoft.com/office/word/2018/wordml" xmlns:w16du="http://schemas.microsoft.com/office/word/2023/wordml/word16du" xmlns:w16sdtdh="http://schemas.microsoft.com/office/word/2020/wordml/sdtdatahash" xmlns:w16sdtfl="http://schemas.microsoft.com/office/word/2024/wordml/sdtformatlock" xmlns:w16se="http://schemas.microsoft.com/office/word/2015/wordml/symex" mc:Ignorable="w14 w15 w16se w16cid w16 w16cex w16sdtdh w16sdtfl w16du">
+<w:styles xmlns:wp14="http://schemas.microsoft.com/office/word/2010/wordprocessingDrawing" xmlns:mc="http://schemas.openxmlformats.org/markup-compatibility/2006" xmlns:r="http://schemas.openxmlformats.org/officeDocument/2006/relationships" xmlns:w="http://schemas.openxmlformats.org/wordprocessingml/2006/main" xmlns:w14="http://schemas.microsoft.com/office/word/2010/wordml" xmlns:w15="http://schemas.microsoft.com/office/word/2012/wordml" xmlns:w16cex="http://schemas.microsoft.com/office/word/2018/wordml/cex" xmlns:w16cid="http://schemas.microsoft.com/office/word/2016/wordml/cid" xmlns:w16="http://schemas.microsoft.com/office/word/2018/wordml" xmlns:w16du="http://schemas.microsoft.com/office/word/2023/wordml/word16du" xmlns:w16sdtdh="http://schemas.microsoft.com/office/word/2020/wordml/sdtdatahash" xmlns:w16sdtfl="http://schemas.microsoft.com/office/word/2024/wordml/sdtformatlock" xmlns:w16se="http://schemas.microsoft.com/office/word/2015/wordml/symex" mc:Ignorable="w14 w15 w16se w16cid w16 w16cex w16sdtdh w16sdtfl w16du wp14">
   <w:docDefaults>
     <w:rPrDefault>
       <w:rPr>
-        <w:rFonts w:asciiTheme="minorHAnsi" w:eastAsiaTheme="minorHAnsi" w:hAnsiTheme="minorHAnsi" w:cstheme="minorBidi"/>
+        <w:rFonts w:asciiTheme="minorHAnsi" w:hAnsiTheme="minorHAnsi" w:eastAsiaTheme="minorHAnsi" w:cstheme="minorBidi"/>
         <w:kern w:val="2"/>
         <w:sz w:val="24"/>
         <w:szCs w:val="24"/>
@@ -5924,14 +5754,14 @@
   <w:latentStyles w:defLockedState="0" w:defUIPriority="99" w:defSemiHidden="0" w:defUnhideWhenUsed="0" w:defQFormat="0" w:count="376">
     <w:lsdException w:name="Normal" w:uiPriority="0" w:qFormat="1"/>
     <w:lsdException w:name="heading 1" w:uiPriority="9" w:qFormat="1"/>
-    <w:lsdException w:name="heading 2" w:semiHidden="1" w:uiPriority="9" w:unhideWhenUsed="1" w:qFormat="1"/>
-    <w:lsdException w:name="heading 3" w:semiHidden="1" w:uiPriority="9" w:unhideWhenUsed="1" w:qFormat="1"/>
-    <w:lsdException w:name="heading 4" w:semiHidden="1" w:uiPriority="9" w:unhideWhenUsed="1" w:qFormat="1"/>
-    <w:lsdException w:name="heading 5" w:semiHidden="1" w:uiPriority="9" w:unhideWhenUsed="1" w:qFormat="1"/>
-    <w:lsdException w:name="heading 6" w:semiHidden="1" w:uiPriority="9" w:unhideWhenUsed="1" w:qFormat="1"/>
-    <w:lsdException w:name="heading 7" w:semiHidden="1" w:uiPriority="9" w:unhideWhenUsed="1" w:qFormat="1"/>
-    <w:lsdException w:name="heading 8" w:semiHidden="1" w:uiPriority="9" w:unhideWhenUsed="1" w:qFormat="1"/>
-    <w:lsdException w:name="heading 9" w:semiHidden="1" w:uiPriority="9" w:unhideWhenUsed="1" w:qFormat="1"/>
+    <w:lsdException w:name="heading 2" w:uiPriority="9" w:semiHidden="1" w:unhideWhenUsed="1" w:qFormat="1"/>
+    <w:lsdException w:name="heading 3" w:uiPriority="9" w:semiHidden="1" w:unhideWhenUsed="1" w:qFormat="1"/>
+    <w:lsdException w:name="heading 4" w:uiPriority="9" w:semiHidden="1" w:unhideWhenUsed="1" w:qFormat="1"/>
+    <w:lsdException w:name="heading 5" w:uiPriority="9" w:semiHidden="1" w:unhideWhenUsed="1" w:qFormat="1"/>
+    <w:lsdException w:name="heading 6" w:uiPriority="9" w:semiHidden="1" w:unhideWhenUsed="1" w:qFormat="1"/>
+    <w:lsdException w:name="heading 7" w:uiPriority="9" w:semiHidden="1" w:unhideWhenUsed="1" w:qFormat="1"/>
+    <w:lsdException w:name="heading 8" w:uiPriority="9" w:semiHidden="1" w:unhideWhenUsed="1" w:qFormat="1"/>
+    <w:lsdException w:name="heading 9" w:uiPriority="9" w:semiHidden="1" w:unhideWhenUsed="1" w:qFormat="1"/>
     <w:lsdException w:name="index 1" w:semiHidden="1" w:unhideWhenUsed="1"/>
     <w:lsdException w:name="index 2" w:semiHidden="1" w:unhideWhenUsed="1"/>
     <w:lsdException w:name="index 3" w:semiHidden="1" w:unhideWhenUsed="1"/>
@@ -5941,22 +5771,22 @@
     <w:lsdException w:name="index 7" w:semiHidden="1" w:unhideWhenUsed="1"/>
     <w:lsdException w:name="index 8" w:semiHidden="1" w:unhideWhenUsed="1"/>
     <w:lsdException w:name="index 9" w:semiHidden="1" w:unhideWhenUsed="1"/>
-    <w:lsdException w:name="toc 1" w:semiHidden="1" w:uiPriority="39" w:unhideWhenUsed="1"/>
-    <w:lsdException w:name="toc 2" w:semiHidden="1" w:uiPriority="39" w:unhideWhenUsed="1"/>
-    <w:lsdException w:name="toc 3" w:semiHidden="1" w:uiPriority="39" w:unhideWhenUsed="1"/>
-    <w:lsdException w:name="toc 4" w:semiHidden="1" w:uiPriority="39" w:unhideWhenUsed="1"/>
-    <w:lsdException w:name="toc 5" w:semiHidden="1" w:uiPriority="39" w:unhideWhenUsed="1"/>
-    <w:lsdException w:name="toc 6" w:semiHidden="1" w:uiPriority="39" w:unhideWhenUsed="1"/>
-    <w:lsdException w:name="toc 7" w:semiHidden="1" w:uiPriority="39" w:unhideWhenUsed="1"/>
-    <w:lsdException w:name="toc 8" w:semiHidden="1" w:uiPriority="39" w:unhideWhenUsed="1"/>
-    <w:lsdException w:name="toc 9" w:semiHidden="1" w:uiPriority="39" w:unhideWhenUsed="1"/>
+    <w:lsdException w:name="toc 1" w:uiPriority="39" w:semiHidden="1" w:unhideWhenUsed="1"/>
+    <w:lsdException w:name="toc 2" w:uiPriority="39" w:semiHidden="1" w:unhideWhenUsed="1"/>
+    <w:lsdException w:name="toc 3" w:uiPriority="39" w:semiHidden="1" w:unhideWhenUsed="1"/>
+    <w:lsdException w:name="toc 4" w:uiPriority="39" w:semiHidden="1" w:unhideWhenUsed="1"/>
+    <w:lsdException w:name="toc 5" w:uiPriority="39" w:semiHidden="1" w:unhideWhenUsed="1"/>
+    <w:lsdException w:name="toc 6" w:uiPriority="39" w:semiHidden="1" w:unhideWhenUsed="1"/>
+    <w:lsdException w:name="toc 7" w:uiPriority="39" w:semiHidden="1" w:unhideWhenUsed="1"/>
+    <w:lsdException w:name="toc 8" w:uiPriority="39" w:semiHidden="1" w:unhideWhenUsed="1"/>
+    <w:lsdException w:name="toc 9" w:uiPriority="39" w:semiHidden="1" w:unhideWhenUsed="1"/>
     <w:lsdException w:name="Normal Indent" w:semiHidden="1" w:unhideWhenUsed="1"/>
     <w:lsdException w:name="footnote text" w:semiHidden="1" w:unhideWhenUsed="1"/>
     <w:lsdException w:name="annotation text" w:semiHidden="1" w:unhideWhenUsed="1"/>
     <w:lsdException w:name="header" w:semiHidden="1" w:unhideWhenUsed="1"/>
     <w:lsdException w:name="footer" w:semiHidden="1" w:unhideWhenUsed="1"/>
     <w:lsdException w:name="index heading" w:semiHidden="1" w:unhideWhenUsed="1"/>
-    <w:lsdException w:name="caption" w:semiHidden="1" w:uiPriority="35" w:unhideWhenUsed="1" w:qFormat="1"/>
+    <w:lsdException w:name="caption" w:uiPriority="35" w:semiHidden="1" w:unhideWhenUsed="1" w:qFormat="1"/>
     <w:lsdException w:name="table of figures" w:semiHidden="1" w:unhideWhenUsed="1"/>
     <w:lsdException w:name="envelope address" w:semiHidden="1" w:unhideWhenUsed="1"/>
     <w:lsdException w:name="envelope return" w:semiHidden="1" w:unhideWhenUsed="1"/>
@@ -5987,7 +5817,7 @@
     <w:lsdException w:name="Title" w:uiPriority="10" w:qFormat="1"/>
     <w:lsdException w:name="Closing" w:semiHidden="1" w:unhideWhenUsed="1"/>
     <w:lsdException w:name="Signature" w:semiHidden="1" w:unhideWhenUsed="1"/>
-    <w:lsdException w:name="Default Paragraph Font" w:semiHidden="1" w:uiPriority="1" w:unhideWhenUsed="1"/>
+    <w:lsdException w:name="Default Paragraph Font" w:uiPriority="1" w:semiHidden="1" w:unhideWhenUsed="1"/>
     <w:lsdException w:name="Body Text" w:semiHidden="1" w:unhideWhenUsed="1"/>
     <w:lsdException w:name="Body Text Indent" w:semiHidden="1" w:unhideWhenUsed="1"/>
     <w:lsdException w:name="List Continue" w:semiHidden="1" w:unhideWhenUsed="1"/>
@@ -6187,8 +6017,8 @@
     <w:lsdException w:name="Subtle Reference" w:uiPriority="31" w:qFormat="1"/>
     <w:lsdException w:name="Intense Reference" w:uiPriority="32" w:qFormat="1"/>
     <w:lsdException w:name="Book Title" w:uiPriority="33" w:qFormat="1"/>
-    <w:lsdException w:name="Bibliography" w:semiHidden="1" w:uiPriority="37" w:unhideWhenUsed="1"/>
-    <w:lsdException w:name="TOC Heading" w:semiHidden="1" w:uiPriority="39" w:unhideWhenUsed="1" w:qFormat="1"/>
+    <w:lsdException w:name="Bibliography" w:uiPriority="37" w:semiHidden="1" w:unhideWhenUsed="1"/>
+    <w:lsdException w:name="TOC Heading" w:uiPriority="39" w:semiHidden="1" w:unhideWhenUsed="1" w:qFormat="1"/>
     <w:lsdException w:name="Plain Table 1" w:uiPriority="41"/>
     <w:lsdException w:name="Plain Table 2" w:uiPriority="42"/>
     <w:lsdException w:name="Plain Table 3" w:uiPriority="43"/>
@@ -6299,7 +6129,7 @@
     <w:lsdException w:name="Unresolved Mention" w:semiHidden="1" w:unhideWhenUsed="1"/>
     <w:lsdException w:name="Smart Link" w:semiHidden="1" w:unhideWhenUsed="1"/>
   </w:latentStyles>
-  <w:style w:type="paragraph" w:default="1" w:styleId="Normal">
+  <w:style w:type="paragraph" w:styleId="Normal" w:default="1">
     <w:name w:val="Normal"/>
     <w:qFormat/>
   </w:style>
@@ -6318,7 +6148,7 @@
       <w:outlineLvl w:val="0"/>
     </w:pPr>
     <w:rPr>
-      <w:rFonts w:asciiTheme="majorHAnsi" w:eastAsiaTheme="majorEastAsia" w:hAnsiTheme="majorHAnsi" w:cstheme="majorBidi"/>
+      <w:rFonts w:asciiTheme="majorHAnsi" w:hAnsiTheme="majorHAnsi" w:eastAsiaTheme="majorEastAsia" w:cstheme="majorBidi"/>
       <w:color w:val="0F4761" w:themeColor="accent1" w:themeShade="BF"/>
       <w:sz w:val="40"/>
       <w:szCs w:val="40"/>
@@ -6341,7 +6171,7 @@
       <w:outlineLvl w:val="1"/>
     </w:pPr>
     <w:rPr>
-      <w:rFonts w:asciiTheme="majorHAnsi" w:eastAsiaTheme="majorEastAsia" w:hAnsiTheme="majorHAnsi" w:cstheme="majorBidi"/>
+      <w:rFonts w:asciiTheme="majorHAnsi" w:hAnsiTheme="majorHAnsi" w:eastAsiaTheme="majorEastAsia" w:cstheme="majorBidi"/>
       <w:color w:val="0F4761" w:themeColor="accent1" w:themeShade="BF"/>
       <w:sz w:val="32"/>
       <w:szCs w:val="32"/>
@@ -6502,13 +6332,13 @@
       <w:color w:val="272727" w:themeColor="text1" w:themeTint="D8"/>
     </w:rPr>
   </w:style>
-  <w:style w:type="character" w:default="1" w:styleId="DefaultParagraphFont">
+  <w:style w:type="character" w:styleId="DefaultParagraphFont" w:default="1">
     <w:name w:val="Default Paragraph Font"/>
     <w:uiPriority w:val="1"/>
     <w:semiHidden/>
     <w:unhideWhenUsed/>
   </w:style>
-  <w:style w:type="table" w:default="1" w:styleId="TableNormal">
+  <w:style w:type="table" w:styleId="TableNormal" w:default="1">
     <w:name w:val="Normal Table"/>
     <w:uiPriority w:val="99"/>
     <w:semiHidden/>
@@ -6523,26 +6353,26 @@
       </w:tblCellMar>
     </w:tblPr>
   </w:style>
-  <w:style w:type="numbering" w:default="1" w:styleId="NoList">
+  <w:style w:type="numbering" w:styleId="NoList" w:default="1">
     <w:name w:val="No List"/>
     <w:uiPriority w:val="99"/>
     <w:semiHidden/>
     <w:unhideWhenUsed/>
   </w:style>
-  <w:style w:type="character" w:customStyle="1" w:styleId="Heading1Char">
+  <w:style w:type="character" w:styleId="Heading1Char" w:customStyle="1">
     <w:name w:val="Heading 1 Char"/>
     <w:basedOn w:val="DefaultParagraphFont"/>
     <w:link w:val="Heading1"/>
     <w:uiPriority w:val="9"/>
     <w:rsid w:val="0066546E"/>
     <w:rPr>
-      <w:rFonts w:asciiTheme="majorHAnsi" w:eastAsiaTheme="majorEastAsia" w:hAnsiTheme="majorHAnsi" w:cstheme="majorBidi"/>
+      <w:rFonts w:asciiTheme="majorHAnsi" w:hAnsiTheme="majorHAnsi" w:eastAsiaTheme="majorEastAsia" w:cstheme="majorBidi"/>
       <w:color w:val="0F4761" w:themeColor="accent1" w:themeShade="BF"/>
       <w:sz w:val="40"/>
       <w:szCs w:val="40"/>
     </w:rPr>
   </w:style>
-  <w:style w:type="character" w:customStyle="1" w:styleId="Heading2Char">
+  <w:style w:type="character" w:styleId="Heading2Char" w:customStyle="1">
     <w:name w:val="Heading 2 Char"/>
     <w:basedOn w:val="DefaultParagraphFont"/>
     <w:link w:val="Heading2"/>
@@ -6550,13 +6380,13 @@
     <w:semiHidden/>
     <w:rsid w:val="0066546E"/>
     <w:rPr>
-      <w:rFonts w:asciiTheme="majorHAnsi" w:eastAsiaTheme="majorEastAsia" w:hAnsiTheme="majorHAnsi" w:cstheme="majorBidi"/>
+      <w:rFonts w:asciiTheme="majorHAnsi" w:hAnsiTheme="majorHAnsi" w:eastAsiaTheme="majorEastAsia" w:cstheme="majorBidi"/>
       <w:color w:val="0F4761" w:themeColor="accent1" w:themeShade="BF"/>
       <w:sz w:val="32"/>
       <w:szCs w:val="32"/>
     </w:rPr>
   </w:style>
-  <w:style w:type="character" w:customStyle="1" w:styleId="Heading3Char">
+  <w:style w:type="character" w:styleId="Heading3Char" w:customStyle="1">
     <w:name w:val="Heading 3 Char"/>
     <w:basedOn w:val="DefaultParagraphFont"/>
     <w:link w:val="Heading3"/>
@@ -6570,7 +6400,7 @@
       <w:szCs w:val="28"/>
     </w:rPr>
   </w:style>
-  <w:style w:type="character" w:customStyle="1" w:styleId="Heading4Char">
+  <w:style w:type="character" w:styleId="Heading4Char" w:customStyle="1">
     <w:name w:val="Heading 4 Char"/>
     <w:basedOn w:val="DefaultParagraphFont"/>
     <w:link w:val="Heading4"/>
@@ -6584,7 +6414,7 @@
       <w:color w:val="0F4761" w:themeColor="accent1" w:themeShade="BF"/>
     </w:rPr>
   </w:style>
-  <w:style w:type="character" w:customStyle="1" w:styleId="Heading5Char">
+  <w:style w:type="character" w:styleId="Heading5Char" w:customStyle="1">
     <w:name w:val="Heading 5 Char"/>
     <w:basedOn w:val="DefaultParagraphFont"/>
     <w:link w:val="Heading5"/>
@@ -6596,7 +6426,7 @@
       <w:color w:val="0F4761" w:themeColor="accent1" w:themeShade="BF"/>
     </w:rPr>
   </w:style>
-  <w:style w:type="character" w:customStyle="1" w:styleId="Heading6Char">
+  <w:style w:type="character" w:styleId="Heading6Char" w:customStyle="1">
     <w:name w:val="Heading 6 Char"/>
     <w:basedOn w:val="DefaultParagraphFont"/>
     <w:link w:val="Heading6"/>
@@ -6610,7 +6440,7 @@
       <w:color w:val="595959" w:themeColor="text1" w:themeTint="A6"/>
     </w:rPr>
   </w:style>
-  <w:style w:type="character" w:customStyle="1" w:styleId="Heading7Char">
+  <w:style w:type="character" w:styleId="Heading7Char" w:customStyle="1">
     <w:name w:val="Heading 7 Char"/>
     <w:basedOn w:val="DefaultParagraphFont"/>
     <w:link w:val="Heading7"/>
@@ -6622,7 +6452,7 @@
       <w:color w:val="595959" w:themeColor="text1" w:themeTint="A6"/>
     </w:rPr>
   </w:style>
-  <w:style w:type="character" w:customStyle="1" w:styleId="Heading8Char">
+  <w:style w:type="character" w:styleId="Heading8Char" w:customStyle="1">
     <w:name w:val="Heading 8 Char"/>
     <w:basedOn w:val="DefaultParagraphFont"/>
     <w:link w:val="Heading8"/>
@@ -6636,7 +6466,7 @@
       <w:color w:val="272727" w:themeColor="text1" w:themeTint="D8"/>
     </w:rPr>
   </w:style>
-  <w:style w:type="character" w:customStyle="1" w:styleId="Heading9Char">
+  <w:style w:type="character" w:styleId="Heading9Char" w:customStyle="1">
     <w:name w:val="Heading 9 Char"/>
     <w:basedOn w:val="DefaultParagraphFont"/>
     <w:link w:val="Heading9"/>
@@ -6661,21 +6491,21 @@
       <w:contextualSpacing/>
     </w:pPr>
     <w:rPr>
-      <w:rFonts w:asciiTheme="majorHAnsi" w:eastAsiaTheme="majorEastAsia" w:hAnsiTheme="majorHAnsi" w:cstheme="majorBidi"/>
+      <w:rFonts w:asciiTheme="majorHAnsi" w:hAnsiTheme="majorHAnsi" w:eastAsiaTheme="majorEastAsia" w:cstheme="majorBidi"/>
       <w:spacing w:val="-10"/>
       <w:kern w:val="28"/>
       <w:sz w:val="56"/>
       <w:szCs w:val="56"/>
     </w:rPr>
   </w:style>
-  <w:style w:type="character" w:customStyle="1" w:styleId="TitleChar">
+  <w:style w:type="character" w:styleId="TitleChar" w:customStyle="1">
     <w:name w:val="Title Char"/>
     <w:basedOn w:val="DefaultParagraphFont"/>
     <w:link w:val="Title"/>
     <w:uiPriority w:val="10"/>
     <w:rsid w:val="0066546E"/>
     <w:rPr>
-      <w:rFonts w:asciiTheme="majorHAnsi" w:eastAsiaTheme="majorEastAsia" w:hAnsiTheme="majorHAnsi" w:cstheme="majorBidi"/>
+      <w:rFonts w:asciiTheme="majorHAnsi" w:hAnsiTheme="majorHAnsi" w:eastAsiaTheme="majorEastAsia" w:cstheme="majorBidi"/>
       <w:spacing w:val="-10"/>
       <w:kern w:val="28"/>
       <w:sz w:val="56"/>
@@ -6703,7 +6533,7 @@
       <w:szCs w:val="28"/>
     </w:rPr>
   </w:style>
-  <w:style w:type="character" w:customStyle="1" w:styleId="SubtitleChar">
+  <w:style w:type="character" w:styleId="SubtitleChar" w:customStyle="1">
     <w:name w:val="Subtitle Char"/>
     <w:basedOn w:val="DefaultParagraphFont"/>
     <w:link w:val="Subtitle"/>
@@ -6735,7 +6565,7 @@
       <w:color w:val="404040" w:themeColor="text1" w:themeTint="BF"/>
     </w:rPr>
   </w:style>
-  <w:style w:type="character" w:customStyle="1" w:styleId="QuoteChar">
+  <w:style w:type="character" w:styleId="QuoteChar" w:customStyle="1">
     <w:name w:val="Quote Char"/>
     <w:basedOn w:val="DefaultParagraphFont"/>
     <w:link w:val="Quote"/>
@@ -6780,8 +6610,8 @@
     <w:rsid w:val="0066546E"/>
     <w:pPr>
       <w:pBdr>
-        <w:top w:val="single" w:sz="4" w:space="10" w:color="0F4761" w:themeColor="accent1" w:themeShade="BF"/>
-        <w:bottom w:val="single" w:sz="4" w:space="10" w:color="0F4761" w:themeColor="accent1" w:themeShade="BF"/>
+        <w:top w:val="single" w:color="0F4761" w:themeColor="accent1" w:themeShade="BF" w:sz="4" w:space="10"/>
+        <w:bottom w:val="single" w:color="0F4761" w:themeColor="accent1" w:themeShade="BF" w:sz="4" w:space="10"/>
       </w:pBdr>
       <w:spacing w:before="360" w:after="360"/>
       <w:ind w:left="864" w:right="864"/>
@@ -6793,7 +6623,7 @@
       <w:color w:val="0F4761" w:themeColor="accent1" w:themeShade="BF"/>
     </w:rPr>
   </w:style>
-  <w:style w:type="character" w:customStyle="1" w:styleId="IntenseQuoteChar">
+  <w:style w:type="character" w:styleId="IntenseQuoteChar" w:customStyle="1">
     <w:name w:val="Intense Quote Char"/>
     <w:basedOn w:val="DefaultParagraphFont"/>
     <w:link w:val="IntenseQuote"/>
@@ -6823,7 +6653,7 @@
 </file>
 
 <file path=word/theme/theme1.xml><?xml version="1.0" encoding="utf-8"?>
-<a:theme xmlns:a="http://schemas.openxmlformats.org/drawingml/2006/main" name="Office Theme">
+<a:theme xmlns:a="http://schemas.openxmlformats.org/drawingml/2006/main" xmlns:thm15="http://schemas.microsoft.com/office/thememl/2012/main" name="Office Theme">
   <a:themeElements>
     <a:clrScheme name="Office">
       <a:dk1>
